--- a/2-运维相关组织架构及职责说明/010101-公司组织架构及职责说明.docx
+++ b/2-运维相关组织架构及职责说明/010101-公司组织架构及职责说明.docx
@@ -7,18 +7,30 @@
         <w:pStyle w:val="31"/>
         <w:bidi w:val="0"/>
       </w:pPr>
+      <w:bookmarkStart w:id="0" w:name="_Toc27794"/>
+    </w:p>
+    <w:p>
+      <w:pPr>
+        <w:pStyle w:val="31"/>
+        <w:bidi w:val="0"/>
+      </w:pPr>
+      <w:bookmarkStart w:id="24" w:name="_GoBack"/>
+      <w:bookmarkEnd w:id="24"/>
       <w:r>
         <w:t>公司组织架构及职责说明</w:t>
       </w:r>
+      <w:bookmarkEnd w:id="0"/>
     </w:p>
     <w:p>
       <w:pPr>
         <w:pStyle w:val="32"/>
         <w:bidi w:val="0"/>
       </w:pPr>
+      <w:bookmarkStart w:id="1" w:name="_Toc17829"/>
       <w:r>
         <w:t>甘肃国邦信息科技有限公司</w:t>
       </w:r>
+      <w:bookmarkEnd w:id="1"/>
     </w:p>
     <w:p>
       <w:pPr>
@@ -57,7 +69,7 @@
           <w:szCs w:val="28"/>
         </w:rPr>
       </w:pPr>
-      <w:bookmarkStart w:id="0" w:name="_Toc9120"/>
+      <w:bookmarkStart w:id="2" w:name="_Toc3704"/>
       <w:r>
         <w:rPr>
           <w:rFonts w:ascii="宋体" w:hAnsi="宋体" w:eastAsia="宋体" w:cs="宋体"/>
@@ -67,7 +79,7 @@
         </w:rPr>
         <w:t>文档信息</w:t>
       </w:r>
-      <w:bookmarkEnd w:id="0"/>
+      <w:bookmarkEnd w:id="2"/>
     </w:p>
     <w:tbl>
       <w:tblPr>
@@ -153,7 +165,7 @@
               <w:rPr>
                 <w:spacing w:val="-1"/>
               </w:rPr>
-              <w:t>-ZZJG/ZZSM）</w:t>
+              <w:t>-ZZJG）</w:t>
             </w:r>
           </w:p>
         </w:tc>
@@ -778,121 +790,76 @@
             <w:tabs>
               <w:tab w:val="right" w:leader="dot" w:pos="8442"/>
             </w:tabs>
-            <w:rPr>
-              <w:rFonts w:hint="eastAsia" w:ascii="Microsoft JhengHei" w:hAnsi="Microsoft JhengHei" w:eastAsia="Microsoft JhengHei" w:cs="Microsoft JhengHei"/>
+          </w:pPr>
+          <w:r>
+            <w:rPr>
+              <w:rFonts w:ascii="Times New Roman" w:hAnsi="Times New Roman" w:eastAsia="Times New Roman" w:cs="Times New Roman"/>
               <w:sz w:val="24"/>
               <w:szCs w:val="24"/>
             </w:rPr>
-          </w:pPr>
+            <w:fldChar w:fldCharType="begin"/>
+          </w:r>
           <w:r>
             <w:rPr>
               <w:rFonts w:ascii="Times New Roman" w:hAnsi="Times New Roman" w:eastAsia="Times New Roman" w:cs="Times New Roman"/>
               <w:sz w:val="24"/>
               <w:szCs w:val="24"/>
             </w:rPr>
+            <w:instrText xml:space="preserve">TOC \o "1-3" \h \u </w:instrText>
+          </w:r>
+          <w:r>
+            <w:rPr>
+              <w:rFonts w:ascii="Times New Roman" w:hAnsi="Times New Roman" w:eastAsia="Times New Roman" w:cs="Times New Roman"/>
+              <w:sz w:val="24"/>
+              <w:szCs w:val="24"/>
+            </w:rPr>
+            <w:fldChar w:fldCharType="separate"/>
+          </w:r>
+          <w:r>
+            <w:rPr>
+              <w:rFonts w:ascii="Times New Roman" w:hAnsi="Times New Roman" w:eastAsia="Times New Roman" w:cs="Times New Roman"/>
+              <w:szCs w:val="24"/>
+            </w:rPr>
             <w:fldChar w:fldCharType="begin"/>
           </w:r>
           <w:r>
             <w:rPr>
               <w:rFonts w:ascii="Times New Roman" w:hAnsi="Times New Roman" w:eastAsia="Times New Roman" w:cs="Times New Roman"/>
-              <w:sz w:val="24"/>
-              <w:szCs w:val="24"/>
-            </w:rPr>
-            <w:instrText xml:space="preserve">TOC \o "1-3" \h \u </w:instrText>
-          </w:r>
-          <w:r>
-            <w:rPr>
-              <w:rFonts w:ascii="Times New Roman" w:hAnsi="Times New Roman" w:eastAsia="Times New Roman" w:cs="Times New Roman"/>
-              <w:sz w:val="24"/>
+              <w:szCs w:val="24"/>
+            </w:rPr>
+            <w:instrText xml:space="preserve"> HYPERLINK \l _Toc27794 </w:instrText>
+          </w:r>
+          <w:r>
+            <w:rPr>
+              <w:rFonts w:ascii="Times New Roman" w:hAnsi="Times New Roman" w:eastAsia="Times New Roman" w:cs="Times New Roman"/>
               <w:szCs w:val="24"/>
             </w:rPr>
             <w:fldChar w:fldCharType="separate"/>
           </w:r>
           <w:r>
-            <w:rPr>
-              <w:rFonts w:hint="eastAsia" w:ascii="Microsoft JhengHei" w:hAnsi="Microsoft JhengHei" w:eastAsia="Microsoft JhengHei" w:cs="Microsoft JhengHei"/>
-              <w:sz w:val="24"/>
-              <w:szCs w:val="24"/>
-            </w:rPr>
+            <w:t>公司组织架构及职责说明</w:t>
+          </w:r>
+          <w:r>
+            <w:tab/>
+          </w:r>
+          <w:r>
             <w:fldChar w:fldCharType="begin"/>
           </w:r>
           <w:r>
-            <w:rPr>
-              <w:rFonts w:hint="eastAsia" w:ascii="Microsoft JhengHei" w:hAnsi="Microsoft JhengHei" w:eastAsia="Microsoft JhengHei" w:cs="Microsoft JhengHei"/>
-              <w:sz w:val="24"/>
-              <w:szCs w:val="24"/>
-            </w:rPr>
-            <w:instrText xml:space="preserve"> HYPERLINK \l _Toc9120 </w:instrText>
-          </w:r>
-          <w:r>
-            <w:rPr>
-              <w:rFonts w:hint="eastAsia" w:ascii="Microsoft JhengHei" w:hAnsi="Microsoft JhengHei" w:eastAsia="Microsoft JhengHei" w:cs="Microsoft JhengHei"/>
-              <w:sz w:val="24"/>
-              <w:szCs w:val="24"/>
-            </w:rPr>
+            <w:instrText xml:space="preserve"> PAGEREF _Toc27794 \h </w:instrText>
+          </w:r>
+          <w:r>
             <w:fldChar w:fldCharType="separate"/>
           </w:r>
           <w:r>
-            <w:rPr>
-              <w:rFonts w:hint="eastAsia" w:ascii="Microsoft JhengHei" w:hAnsi="Microsoft JhengHei" w:eastAsia="Microsoft JhengHei" w:cs="Microsoft JhengHei"/>
-              <w:spacing w:val="-2"/>
-              <w:sz w:val="24"/>
-              <w:szCs w:val="24"/>
-            </w:rPr>
-            <w:t>文档信息</w:t>
-          </w:r>
-          <w:r>
-            <w:rPr>
-              <w:rFonts w:hint="eastAsia" w:ascii="Microsoft JhengHei" w:hAnsi="Microsoft JhengHei" w:eastAsia="Microsoft JhengHei" w:cs="Microsoft JhengHei"/>
-              <w:sz w:val="24"/>
-              <w:szCs w:val="24"/>
-            </w:rPr>
-            <w:tab/>
-          </w:r>
-          <w:r>
-            <w:rPr>
-              <w:rFonts w:hint="eastAsia" w:ascii="Microsoft JhengHei" w:hAnsi="Microsoft JhengHei" w:eastAsia="Microsoft JhengHei" w:cs="Microsoft JhengHei"/>
-              <w:sz w:val="24"/>
-              <w:szCs w:val="24"/>
-            </w:rPr>
-            <w:fldChar w:fldCharType="begin"/>
-          </w:r>
-          <w:r>
-            <w:rPr>
-              <w:rFonts w:hint="eastAsia" w:ascii="Microsoft JhengHei" w:hAnsi="Microsoft JhengHei" w:eastAsia="Microsoft JhengHei" w:cs="Microsoft JhengHei"/>
-              <w:sz w:val="24"/>
-              <w:szCs w:val="24"/>
-            </w:rPr>
-            <w:instrText xml:space="preserve"> PAGEREF _Toc9120 \h </w:instrText>
-          </w:r>
-          <w:r>
-            <w:rPr>
-              <w:rFonts w:hint="eastAsia" w:ascii="Microsoft JhengHei" w:hAnsi="Microsoft JhengHei" w:eastAsia="Microsoft JhengHei" w:cs="Microsoft JhengHei"/>
-              <w:sz w:val="24"/>
-              <w:szCs w:val="24"/>
-            </w:rPr>
-            <w:fldChar w:fldCharType="separate"/>
-          </w:r>
-          <w:r>
-            <w:rPr>
-              <w:rFonts w:hint="eastAsia" w:ascii="Microsoft JhengHei" w:hAnsi="Microsoft JhengHei" w:eastAsia="Microsoft JhengHei" w:cs="Microsoft JhengHei"/>
-              <w:sz w:val="24"/>
-              <w:szCs w:val="24"/>
-            </w:rPr>
-            <w:t>2</w:t>
-          </w:r>
-          <w:r>
-            <w:rPr>
-              <w:rFonts w:hint="eastAsia" w:ascii="Microsoft JhengHei" w:hAnsi="Microsoft JhengHei" w:eastAsia="Microsoft JhengHei" w:cs="Microsoft JhengHei"/>
-              <w:sz w:val="24"/>
-              <w:szCs w:val="24"/>
-            </w:rPr>
+            <w:t>1</w:t>
+          </w:r>
+          <w:r>
             <w:fldChar w:fldCharType="end"/>
           </w:r>
           <w:r>
             <w:rPr>
-              <w:rFonts w:hint="eastAsia" w:ascii="Microsoft JhengHei" w:hAnsi="Microsoft JhengHei" w:eastAsia="Microsoft JhengHei" w:cs="Microsoft JhengHei"/>
-              <w:sz w:val="24"/>
+              <w:rFonts w:ascii="Times New Roman" w:hAnsi="Times New Roman" w:eastAsia="Times New Roman" w:cs="Times New Roman"/>
               <w:szCs w:val="24"/>
             </w:rPr>
             <w:fldChar w:fldCharType="end"/>
@@ -904,96 +871,52 @@
             <w:tabs>
               <w:tab w:val="right" w:leader="dot" w:pos="8442"/>
             </w:tabs>
-            <w:rPr>
-              <w:rFonts w:hint="eastAsia" w:ascii="Microsoft JhengHei" w:hAnsi="Microsoft JhengHei" w:eastAsia="Microsoft JhengHei" w:cs="Microsoft JhengHei"/>
-              <w:sz w:val="24"/>
-              <w:szCs w:val="24"/>
-            </w:rPr>
           </w:pPr>
           <w:r>
             <w:rPr>
-              <w:rFonts w:hint="eastAsia" w:ascii="Microsoft JhengHei" w:hAnsi="Microsoft JhengHei" w:eastAsia="Microsoft JhengHei" w:cs="Microsoft JhengHei"/>
-              <w:sz w:val="24"/>
+              <w:rFonts w:ascii="Times New Roman" w:hAnsi="Times New Roman" w:eastAsia="Times New Roman" w:cs="Times New Roman"/>
               <w:szCs w:val="24"/>
             </w:rPr>
             <w:fldChar w:fldCharType="begin"/>
           </w:r>
           <w:r>
             <w:rPr>
-              <w:rFonts w:hint="eastAsia" w:ascii="Microsoft JhengHei" w:hAnsi="Microsoft JhengHei" w:eastAsia="Microsoft JhengHei" w:cs="Microsoft JhengHei"/>
-              <w:sz w:val="24"/>
-              <w:szCs w:val="24"/>
-            </w:rPr>
-            <w:instrText xml:space="preserve"> HYPERLINK \l _Toc32458 </w:instrText>
-          </w:r>
-          <w:r>
-            <w:rPr>
-              <w:rFonts w:hint="eastAsia" w:ascii="Microsoft JhengHei" w:hAnsi="Microsoft JhengHei" w:eastAsia="Microsoft JhengHei" w:cs="Microsoft JhengHei"/>
-              <w:sz w:val="24"/>
+              <w:rFonts w:ascii="Times New Roman" w:hAnsi="Times New Roman" w:eastAsia="Times New Roman" w:cs="Times New Roman"/>
+              <w:szCs w:val="24"/>
+            </w:rPr>
+            <w:instrText xml:space="preserve"> HYPERLINK \l _Toc17829 </w:instrText>
+          </w:r>
+          <w:r>
+            <w:rPr>
+              <w:rFonts w:ascii="Times New Roman" w:hAnsi="Times New Roman" w:eastAsia="Times New Roman" w:cs="Times New Roman"/>
               <w:szCs w:val="24"/>
             </w:rPr>
             <w:fldChar w:fldCharType="separate"/>
           </w:r>
           <w:r>
-            <w:rPr>
-              <w:rFonts w:hint="eastAsia" w:ascii="Microsoft JhengHei" w:hAnsi="Microsoft JhengHei" w:eastAsia="Microsoft JhengHei" w:cs="Microsoft JhengHei"/>
-              <w:sz w:val="24"/>
-              <w:szCs w:val="24"/>
-            </w:rPr>
-            <w:t>1. 公司组织架构</w:t>
-          </w:r>
-          <w:r>
-            <w:rPr>
-              <w:rFonts w:hint="eastAsia" w:ascii="Microsoft JhengHei" w:hAnsi="Microsoft JhengHei" w:eastAsia="Microsoft JhengHei" w:cs="Microsoft JhengHei"/>
-              <w:sz w:val="24"/>
-              <w:szCs w:val="24"/>
-            </w:rPr>
+            <w:t>甘肃国邦信息科技有限公司</w:t>
+          </w:r>
+          <w:r>
             <w:tab/>
           </w:r>
           <w:r>
-            <w:rPr>
-              <w:rFonts w:hint="eastAsia" w:ascii="Microsoft JhengHei" w:hAnsi="Microsoft JhengHei" w:eastAsia="Microsoft JhengHei" w:cs="Microsoft JhengHei"/>
-              <w:sz w:val="24"/>
-              <w:szCs w:val="24"/>
-            </w:rPr>
             <w:fldChar w:fldCharType="begin"/>
           </w:r>
           <w:r>
-            <w:rPr>
-              <w:rFonts w:hint="eastAsia" w:ascii="Microsoft JhengHei" w:hAnsi="Microsoft JhengHei" w:eastAsia="Microsoft JhengHei" w:cs="Microsoft JhengHei"/>
-              <w:sz w:val="24"/>
-              <w:szCs w:val="24"/>
-            </w:rPr>
-            <w:instrText xml:space="preserve"> PAGEREF _Toc32458 \h </w:instrText>
-          </w:r>
-          <w:r>
-            <w:rPr>
-              <w:rFonts w:hint="eastAsia" w:ascii="Microsoft JhengHei" w:hAnsi="Microsoft JhengHei" w:eastAsia="Microsoft JhengHei" w:cs="Microsoft JhengHei"/>
-              <w:sz w:val="24"/>
-              <w:szCs w:val="24"/>
-            </w:rPr>
+            <w:instrText xml:space="preserve"> PAGEREF _Toc17829 \h </w:instrText>
+          </w:r>
+          <w:r>
             <w:fldChar w:fldCharType="separate"/>
           </w:r>
           <w:r>
-            <w:rPr>
-              <w:rFonts w:hint="eastAsia" w:ascii="Microsoft JhengHei" w:hAnsi="Microsoft JhengHei" w:eastAsia="Microsoft JhengHei" w:cs="Microsoft JhengHei"/>
-              <w:sz w:val="24"/>
-              <w:szCs w:val="24"/>
-            </w:rPr>
-            <w:t>4</w:t>
-          </w:r>
-          <w:r>
-            <w:rPr>
-              <w:rFonts w:hint="eastAsia" w:ascii="Microsoft JhengHei" w:hAnsi="Microsoft JhengHei" w:eastAsia="Microsoft JhengHei" w:cs="Microsoft JhengHei"/>
-              <w:sz w:val="24"/>
-              <w:szCs w:val="24"/>
-            </w:rPr>
+            <w:t>1</w:t>
+          </w:r>
+          <w:r>
             <w:fldChar w:fldCharType="end"/>
           </w:r>
           <w:r>
             <w:rPr>
-              <w:rFonts w:hint="eastAsia" w:ascii="Microsoft JhengHei" w:hAnsi="Microsoft JhengHei" w:eastAsia="Microsoft JhengHei" w:cs="Microsoft JhengHei"/>
-              <w:sz w:val="24"/>
+              <w:rFonts w:ascii="Times New Roman" w:hAnsi="Times New Roman" w:eastAsia="Times New Roman" w:cs="Times New Roman"/>
               <w:szCs w:val="24"/>
             </w:rPr>
             <w:fldChar w:fldCharType="end"/>
@@ -1005,96 +928,57 @@
             <w:tabs>
               <w:tab w:val="right" w:leader="dot" w:pos="8442"/>
             </w:tabs>
-            <w:rPr>
-              <w:rFonts w:hint="eastAsia" w:ascii="Microsoft JhengHei" w:hAnsi="Microsoft JhengHei" w:eastAsia="Microsoft JhengHei" w:cs="Microsoft JhengHei"/>
-              <w:sz w:val="24"/>
-              <w:szCs w:val="24"/>
-            </w:rPr>
           </w:pPr>
           <w:r>
             <w:rPr>
-              <w:rFonts w:hint="eastAsia" w:ascii="Microsoft JhengHei" w:hAnsi="Microsoft JhengHei" w:eastAsia="Microsoft JhengHei" w:cs="Microsoft JhengHei"/>
-              <w:sz w:val="24"/>
+              <w:rFonts w:ascii="Times New Roman" w:hAnsi="Times New Roman" w:eastAsia="Times New Roman" w:cs="Times New Roman"/>
               <w:szCs w:val="24"/>
             </w:rPr>
             <w:fldChar w:fldCharType="begin"/>
           </w:r>
           <w:r>
             <w:rPr>
-              <w:rFonts w:hint="eastAsia" w:ascii="Microsoft JhengHei" w:hAnsi="Microsoft JhengHei" w:eastAsia="Microsoft JhengHei" w:cs="Microsoft JhengHei"/>
-              <w:sz w:val="24"/>
-              <w:szCs w:val="24"/>
-            </w:rPr>
-            <w:instrText xml:space="preserve"> HYPERLINK \l _Toc12750 </w:instrText>
-          </w:r>
-          <w:r>
-            <w:rPr>
-              <w:rFonts w:hint="eastAsia" w:ascii="Microsoft JhengHei" w:hAnsi="Microsoft JhengHei" w:eastAsia="Microsoft JhengHei" w:cs="Microsoft JhengHei"/>
-              <w:sz w:val="24"/>
+              <w:rFonts w:ascii="Times New Roman" w:hAnsi="Times New Roman" w:eastAsia="Times New Roman" w:cs="Times New Roman"/>
+              <w:szCs w:val="24"/>
+            </w:rPr>
+            <w:instrText xml:space="preserve"> HYPERLINK \l _Toc3704 </w:instrText>
+          </w:r>
+          <w:r>
+            <w:rPr>
+              <w:rFonts w:ascii="Times New Roman" w:hAnsi="Times New Roman" w:eastAsia="Times New Roman" w:cs="Times New Roman"/>
               <w:szCs w:val="24"/>
             </w:rPr>
             <w:fldChar w:fldCharType="separate"/>
           </w:r>
           <w:r>
             <w:rPr>
-              <w:rFonts w:hint="eastAsia" w:ascii="Microsoft JhengHei" w:hAnsi="Microsoft JhengHei" w:eastAsia="Microsoft JhengHei" w:cs="Microsoft JhengHei"/>
-              <w:sz w:val="24"/>
-              <w:szCs w:val="24"/>
-            </w:rPr>
-            <w:t>2. 部门及职责</w:t>
-          </w:r>
-          <w:r>
-            <w:rPr>
-              <w:rFonts w:hint="eastAsia" w:ascii="Microsoft JhengHei" w:hAnsi="Microsoft JhengHei" w:eastAsia="Microsoft JhengHei" w:cs="Microsoft JhengHei"/>
-              <w:sz w:val="24"/>
-              <w:szCs w:val="24"/>
-            </w:rPr>
+              <w:rFonts w:ascii="宋体" w:hAnsi="宋体" w:eastAsia="宋体" w:cs="宋体"/>
+              <w:spacing w:val="-2"/>
+              <w:szCs w:val="28"/>
+            </w:rPr>
+            <w:t>文档信息</w:t>
+          </w:r>
+          <w:r>
             <w:tab/>
           </w:r>
           <w:r>
-            <w:rPr>
-              <w:rFonts w:hint="eastAsia" w:ascii="Microsoft JhengHei" w:hAnsi="Microsoft JhengHei" w:eastAsia="Microsoft JhengHei" w:cs="Microsoft JhengHei"/>
-              <w:sz w:val="24"/>
-              <w:szCs w:val="24"/>
-            </w:rPr>
             <w:fldChar w:fldCharType="begin"/>
           </w:r>
           <w:r>
-            <w:rPr>
-              <w:rFonts w:hint="eastAsia" w:ascii="Microsoft JhengHei" w:hAnsi="Microsoft JhengHei" w:eastAsia="Microsoft JhengHei" w:cs="Microsoft JhengHei"/>
-              <w:sz w:val="24"/>
-              <w:szCs w:val="24"/>
-            </w:rPr>
-            <w:instrText xml:space="preserve"> PAGEREF _Toc12750 \h </w:instrText>
-          </w:r>
-          <w:r>
-            <w:rPr>
-              <w:rFonts w:hint="eastAsia" w:ascii="Microsoft JhengHei" w:hAnsi="Microsoft JhengHei" w:eastAsia="Microsoft JhengHei" w:cs="Microsoft JhengHei"/>
-              <w:sz w:val="24"/>
-              <w:szCs w:val="24"/>
-            </w:rPr>
+            <w:instrText xml:space="preserve"> PAGEREF _Toc3704 \h </w:instrText>
+          </w:r>
+          <w:r>
             <w:fldChar w:fldCharType="separate"/>
           </w:r>
           <w:r>
-            <w:rPr>
-              <w:rFonts w:hint="eastAsia" w:ascii="Microsoft JhengHei" w:hAnsi="Microsoft JhengHei" w:eastAsia="Microsoft JhengHei" w:cs="Microsoft JhengHei"/>
-              <w:sz w:val="24"/>
-              <w:szCs w:val="24"/>
-            </w:rPr>
-            <w:t>5</w:t>
-          </w:r>
-          <w:r>
-            <w:rPr>
-              <w:rFonts w:hint="eastAsia" w:ascii="Microsoft JhengHei" w:hAnsi="Microsoft JhengHei" w:eastAsia="Microsoft JhengHei" w:cs="Microsoft JhengHei"/>
-              <w:sz w:val="24"/>
-              <w:szCs w:val="24"/>
-            </w:rPr>
+            <w:t>2</w:t>
+          </w:r>
+          <w:r>
             <w:fldChar w:fldCharType="end"/>
           </w:r>
           <w:r>
             <w:rPr>
-              <w:rFonts w:hint="eastAsia" w:ascii="Microsoft JhengHei" w:hAnsi="Microsoft JhengHei" w:eastAsia="Microsoft JhengHei" w:cs="Microsoft JhengHei"/>
-              <w:sz w:val="24"/>
+              <w:rFonts w:ascii="Times New Roman" w:hAnsi="Times New Roman" w:eastAsia="Times New Roman" w:cs="Times New Roman"/>
               <w:szCs w:val="24"/>
             </w:rPr>
             <w:fldChar w:fldCharType="end"/>
@@ -1102,100 +986,62 @@
         </w:p>
         <w:p>
           <w:pPr>
-            <w:pStyle w:val="17"/>
+            <w:pStyle w:val="16"/>
             <w:tabs>
               <w:tab w:val="right" w:leader="dot" w:pos="8442"/>
             </w:tabs>
-            <w:rPr>
-              <w:rFonts w:hint="eastAsia" w:ascii="Microsoft JhengHei" w:hAnsi="Microsoft JhengHei" w:eastAsia="Microsoft JhengHei" w:cs="Microsoft JhengHei"/>
-              <w:sz w:val="24"/>
-              <w:szCs w:val="24"/>
-            </w:rPr>
           </w:pPr>
           <w:r>
             <w:rPr>
-              <w:rFonts w:hint="eastAsia" w:ascii="Microsoft JhengHei" w:hAnsi="Microsoft JhengHei" w:eastAsia="Microsoft JhengHei" w:cs="Microsoft JhengHei"/>
-              <w:sz w:val="24"/>
+              <w:rFonts w:ascii="Times New Roman" w:hAnsi="Times New Roman" w:eastAsia="Times New Roman" w:cs="Times New Roman"/>
               <w:szCs w:val="24"/>
             </w:rPr>
             <w:fldChar w:fldCharType="begin"/>
           </w:r>
           <w:r>
             <w:rPr>
-              <w:rFonts w:hint="eastAsia" w:ascii="Microsoft JhengHei" w:hAnsi="Microsoft JhengHei" w:eastAsia="Microsoft JhengHei" w:cs="Microsoft JhengHei"/>
-              <w:sz w:val="24"/>
-              <w:szCs w:val="24"/>
-            </w:rPr>
-            <w:instrText xml:space="preserve"> HYPERLINK \l _Toc1257 </w:instrText>
-          </w:r>
-          <w:r>
-            <w:rPr>
-              <w:rFonts w:hint="eastAsia" w:ascii="Microsoft JhengHei" w:hAnsi="Microsoft JhengHei" w:eastAsia="Microsoft JhengHei" w:cs="Microsoft JhengHei"/>
-              <w:sz w:val="24"/>
+              <w:rFonts w:ascii="Times New Roman" w:hAnsi="Times New Roman" w:eastAsia="Times New Roman" w:cs="Times New Roman"/>
+              <w:szCs w:val="24"/>
+            </w:rPr>
+            <w:instrText xml:space="preserve"> HYPERLINK \l _Toc22600 </w:instrText>
+          </w:r>
+          <w:r>
+            <w:rPr>
+              <w:rFonts w:ascii="Times New Roman" w:hAnsi="Times New Roman" w:eastAsia="Times New Roman" w:cs="Times New Roman"/>
               <w:szCs w:val="24"/>
             </w:rPr>
             <w:fldChar w:fldCharType="separate"/>
           </w:r>
           <w:r>
             <w:rPr>
-              <w:rFonts w:hint="eastAsia" w:ascii="Microsoft JhengHei" w:hAnsi="Microsoft JhengHei" w:eastAsia="Microsoft JhengHei" w:cs="Microsoft JhengHei"/>
-              <w:sz w:val="24"/>
-              <w:szCs w:val="24"/>
-            </w:rPr>
-            <w:t>2.1. 总经理职责</w:t>
-          </w:r>
-          <w:r>
-            <w:rPr>
-              <w:rFonts w:hint="eastAsia" w:ascii="Microsoft JhengHei" w:hAnsi="Microsoft JhengHei" w:eastAsia="Microsoft JhengHei" w:cs="Microsoft JhengHei"/>
-              <w:sz w:val="24"/>
-              <w:szCs w:val="24"/>
-            </w:rPr>
+              <w:rFonts w:hint="default"/>
+            </w:rPr>
+            <w:t xml:space="preserve">1. </w:t>
+          </w:r>
+          <w:r>
+            <w:t>公司组织架构</w:t>
+          </w:r>
+          <w:r>
             <w:tab/>
           </w:r>
           <w:r>
-            <w:rPr>
-              <w:rFonts w:hint="eastAsia" w:ascii="Microsoft JhengHei" w:hAnsi="Microsoft JhengHei" w:eastAsia="Microsoft JhengHei" w:cs="Microsoft JhengHei"/>
-              <w:sz w:val="24"/>
-              <w:szCs w:val="24"/>
-            </w:rPr>
             <w:fldChar w:fldCharType="begin"/>
           </w:r>
           <w:r>
-            <w:rPr>
-              <w:rFonts w:hint="eastAsia" w:ascii="Microsoft JhengHei" w:hAnsi="Microsoft JhengHei" w:eastAsia="Microsoft JhengHei" w:cs="Microsoft JhengHei"/>
-              <w:sz w:val="24"/>
-              <w:szCs w:val="24"/>
-            </w:rPr>
-            <w:instrText xml:space="preserve"> PAGEREF _Toc1257 \h </w:instrText>
-          </w:r>
-          <w:r>
-            <w:rPr>
-              <w:rFonts w:hint="eastAsia" w:ascii="Microsoft JhengHei" w:hAnsi="Microsoft JhengHei" w:eastAsia="Microsoft JhengHei" w:cs="Microsoft JhengHei"/>
-              <w:sz w:val="24"/>
-              <w:szCs w:val="24"/>
-            </w:rPr>
+            <w:instrText xml:space="preserve"> PAGEREF _Toc22600 \h </w:instrText>
+          </w:r>
+          <w:r>
             <w:fldChar w:fldCharType="separate"/>
           </w:r>
           <w:r>
-            <w:rPr>
-              <w:rFonts w:hint="eastAsia" w:ascii="Microsoft JhengHei" w:hAnsi="Microsoft JhengHei" w:eastAsia="Microsoft JhengHei" w:cs="Microsoft JhengHei"/>
-              <w:sz w:val="24"/>
-              <w:szCs w:val="24"/>
-            </w:rPr>
-            <w:t>5</w:t>
-          </w:r>
-          <w:r>
-            <w:rPr>
-              <w:rFonts w:hint="eastAsia" w:ascii="Microsoft JhengHei" w:hAnsi="Microsoft JhengHei" w:eastAsia="Microsoft JhengHei" w:cs="Microsoft JhengHei"/>
-              <w:sz w:val="24"/>
-              <w:szCs w:val="24"/>
-            </w:rPr>
+            <w:t>4</w:t>
+          </w:r>
+          <w:r>
             <w:fldChar w:fldCharType="end"/>
           </w:r>
           <w:r>
             <w:rPr>
-              <w:rFonts w:hint="eastAsia" w:ascii="Microsoft JhengHei" w:hAnsi="Microsoft JhengHei" w:eastAsia="Microsoft JhengHei" w:cs="Microsoft JhengHei"/>
-              <w:sz w:val="24"/>
+              <w:rFonts w:ascii="Times New Roman" w:hAnsi="Times New Roman" w:eastAsia="Times New Roman" w:cs="Times New Roman"/>
               <w:szCs w:val="24"/>
             </w:rPr>
             <w:fldChar w:fldCharType="end"/>
@@ -1203,1019 +1049,62 @@
         </w:p>
         <w:p>
           <w:pPr>
-            <w:pStyle w:val="17"/>
+            <w:pStyle w:val="16"/>
             <w:tabs>
               <w:tab w:val="right" w:leader="dot" w:pos="8442"/>
             </w:tabs>
-            <w:rPr>
-              <w:rFonts w:hint="eastAsia" w:ascii="Microsoft JhengHei" w:hAnsi="Microsoft JhengHei" w:eastAsia="Microsoft JhengHei" w:cs="Microsoft JhengHei"/>
-              <w:sz w:val="24"/>
-              <w:szCs w:val="24"/>
-            </w:rPr>
           </w:pPr>
           <w:r>
             <w:rPr>
-              <w:rFonts w:hint="eastAsia" w:ascii="Microsoft JhengHei" w:hAnsi="Microsoft JhengHei" w:eastAsia="Microsoft JhengHei" w:cs="Microsoft JhengHei"/>
-              <w:sz w:val="24"/>
+              <w:rFonts w:ascii="Times New Roman" w:hAnsi="Times New Roman" w:eastAsia="Times New Roman" w:cs="Times New Roman"/>
               <w:szCs w:val="24"/>
             </w:rPr>
             <w:fldChar w:fldCharType="begin"/>
           </w:r>
           <w:r>
             <w:rPr>
-              <w:rFonts w:hint="eastAsia" w:ascii="Microsoft JhengHei" w:hAnsi="Microsoft JhengHei" w:eastAsia="Microsoft JhengHei" w:cs="Microsoft JhengHei"/>
-              <w:sz w:val="24"/>
-              <w:szCs w:val="24"/>
-            </w:rPr>
-            <w:instrText xml:space="preserve"> HYPERLINK \l _Toc23058 </w:instrText>
-          </w:r>
-          <w:r>
-            <w:rPr>
-              <w:rFonts w:hint="eastAsia" w:ascii="Microsoft JhengHei" w:hAnsi="Microsoft JhengHei" w:eastAsia="Microsoft JhengHei" w:cs="Microsoft JhengHei"/>
-              <w:sz w:val="24"/>
+              <w:rFonts w:ascii="Times New Roman" w:hAnsi="Times New Roman" w:eastAsia="Times New Roman" w:cs="Times New Roman"/>
+              <w:szCs w:val="24"/>
+            </w:rPr>
+            <w:instrText xml:space="preserve"> HYPERLINK \l _Toc27825 </w:instrText>
+          </w:r>
+          <w:r>
+            <w:rPr>
+              <w:rFonts w:ascii="Times New Roman" w:hAnsi="Times New Roman" w:eastAsia="Times New Roman" w:cs="Times New Roman"/>
               <w:szCs w:val="24"/>
             </w:rPr>
             <w:fldChar w:fldCharType="separate"/>
           </w:r>
           <w:r>
             <w:rPr>
-              <w:rFonts w:hint="eastAsia" w:ascii="Microsoft JhengHei" w:hAnsi="Microsoft JhengHei" w:eastAsia="Microsoft JhengHei" w:cs="Microsoft JhengHei"/>
-              <w:sz w:val="24"/>
-              <w:szCs w:val="24"/>
-            </w:rPr>
-            <w:t>2.2. 副总经理职责</w:t>
-          </w:r>
-          <w:r>
-            <w:rPr>
-              <w:rFonts w:hint="eastAsia" w:ascii="Microsoft JhengHei" w:hAnsi="Microsoft JhengHei" w:eastAsia="Microsoft JhengHei" w:cs="Microsoft JhengHei"/>
-              <w:sz w:val="24"/>
-              <w:szCs w:val="24"/>
-            </w:rPr>
+              <w:rFonts w:hint="default"/>
+            </w:rPr>
+            <w:t xml:space="preserve">2. </w:t>
+          </w:r>
+          <w:r>
+            <w:t>部门及职责</w:t>
+          </w:r>
+          <w:r>
             <w:tab/>
           </w:r>
           <w:r>
-            <w:rPr>
-              <w:rFonts w:hint="eastAsia" w:ascii="Microsoft JhengHei" w:hAnsi="Microsoft JhengHei" w:eastAsia="Microsoft JhengHei" w:cs="Microsoft JhengHei"/>
-              <w:sz w:val="24"/>
-              <w:szCs w:val="24"/>
-            </w:rPr>
             <w:fldChar w:fldCharType="begin"/>
           </w:r>
           <w:r>
-            <w:rPr>
-              <w:rFonts w:hint="eastAsia" w:ascii="Microsoft JhengHei" w:hAnsi="Microsoft JhengHei" w:eastAsia="Microsoft JhengHei" w:cs="Microsoft JhengHei"/>
-              <w:sz w:val="24"/>
-              <w:szCs w:val="24"/>
-            </w:rPr>
-            <w:instrText xml:space="preserve"> PAGEREF _Toc23058 \h </w:instrText>
-          </w:r>
-          <w:r>
-            <w:rPr>
-              <w:rFonts w:hint="eastAsia" w:ascii="Microsoft JhengHei" w:hAnsi="Microsoft JhengHei" w:eastAsia="Microsoft JhengHei" w:cs="Microsoft JhengHei"/>
-              <w:sz w:val="24"/>
-              <w:szCs w:val="24"/>
-            </w:rPr>
+            <w:instrText xml:space="preserve"> PAGEREF _Toc27825 \h </w:instrText>
+          </w:r>
+          <w:r>
             <w:fldChar w:fldCharType="separate"/>
           </w:r>
           <w:r>
-            <w:rPr>
-              <w:rFonts w:hint="eastAsia" w:ascii="Microsoft JhengHei" w:hAnsi="Microsoft JhengHei" w:eastAsia="Microsoft JhengHei" w:cs="Microsoft JhengHei"/>
-              <w:sz w:val="24"/>
-              <w:szCs w:val="24"/>
-            </w:rPr>
-            <w:t>5</w:t>
-          </w:r>
-          <w:r>
-            <w:rPr>
-              <w:rFonts w:hint="eastAsia" w:ascii="Microsoft JhengHei" w:hAnsi="Microsoft JhengHei" w:eastAsia="Microsoft JhengHei" w:cs="Microsoft JhengHei"/>
-              <w:sz w:val="24"/>
-              <w:szCs w:val="24"/>
-            </w:rPr>
+            <w:t>4</w:t>
+          </w:r>
+          <w:r>
             <w:fldChar w:fldCharType="end"/>
           </w:r>
           <w:r>
             <w:rPr>
-              <w:rFonts w:hint="eastAsia" w:ascii="Microsoft JhengHei" w:hAnsi="Microsoft JhengHei" w:eastAsia="Microsoft JhengHei" w:cs="Microsoft JhengHei"/>
-              <w:sz w:val="24"/>
-              <w:szCs w:val="24"/>
-            </w:rPr>
-            <w:fldChar w:fldCharType="end"/>
-          </w:r>
-        </w:p>
-        <w:p>
-          <w:pPr>
-            <w:pStyle w:val="17"/>
-            <w:tabs>
-              <w:tab w:val="right" w:leader="dot" w:pos="8442"/>
-            </w:tabs>
-            <w:rPr>
-              <w:rFonts w:hint="eastAsia" w:ascii="Microsoft JhengHei" w:hAnsi="Microsoft JhengHei" w:eastAsia="Microsoft JhengHei" w:cs="Microsoft JhengHei"/>
-              <w:sz w:val="24"/>
-              <w:szCs w:val="24"/>
-            </w:rPr>
-          </w:pPr>
-          <w:r>
-            <w:rPr>
-              <w:rFonts w:hint="eastAsia" w:ascii="Microsoft JhengHei" w:hAnsi="Microsoft JhengHei" w:eastAsia="Microsoft JhengHei" w:cs="Microsoft JhengHei"/>
-              <w:sz w:val="24"/>
-              <w:szCs w:val="24"/>
-            </w:rPr>
-            <w:fldChar w:fldCharType="begin"/>
-          </w:r>
-          <w:r>
-            <w:rPr>
-              <w:rFonts w:hint="eastAsia" w:ascii="Microsoft JhengHei" w:hAnsi="Microsoft JhengHei" w:eastAsia="Microsoft JhengHei" w:cs="Microsoft JhengHei"/>
-              <w:sz w:val="24"/>
-              <w:szCs w:val="24"/>
-            </w:rPr>
-            <w:instrText xml:space="preserve"> HYPERLINK \l _Toc30302 </w:instrText>
-          </w:r>
-          <w:r>
-            <w:rPr>
-              <w:rFonts w:hint="eastAsia" w:ascii="Microsoft JhengHei" w:hAnsi="Microsoft JhengHei" w:eastAsia="Microsoft JhengHei" w:cs="Microsoft JhengHei"/>
-              <w:sz w:val="24"/>
-              <w:szCs w:val="24"/>
-            </w:rPr>
-            <w:fldChar w:fldCharType="separate"/>
-          </w:r>
-          <w:r>
-            <w:rPr>
-              <w:rFonts w:hint="eastAsia" w:ascii="Microsoft JhengHei" w:hAnsi="Microsoft JhengHei" w:eastAsia="Microsoft JhengHei" w:cs="Microsoft JhengHei"/>
-              <w:sz w:val="24"/>
-              <w:szCs w:val="24"/>
-            </w:rPr>
-            <w:t>2.3. 综合管理部</w:t>
-          </w:r>
-          <w:r>
-            <w:rPr>
-              <w:rFonts w:hint="eastAsia" w:ascii="Microsoft JhengHei" w:hAnsi="Microsoft JhengHei" w:eastAsia="Microsoft JhengHei" w:cs="Microsoft JhengHei"/>
-              <w:sz w:val="24"/>
-              <w:szCs w:val="24"/>
-            </w:rPr>
-            <w:tab/>
-          </w:r>
-          <w:r>
-            <w:rPr>
-              <w:rFonts w:hint="eastAsia" w:ascii="Microsoft JhengHei" w:hAnsi="Microsoft JhengHei" w:eastAsia="Microsoft JhengHei" w:cs="Microsoft JhengHei"/>
-              <w:sz w:val="24"/>
-              <w:szCs w:val="24"/>
-            </w:rPr>
-            <w:fldChar w:fldCharType="begin"/>
-          </w:r>
-          <w:r>
-            <w:rPr>
-              <w:rFonts w:hint="eastAsia" w:ascii="Microsoft JhengHei" w:hAnsi="Microsoft JhengHei" w:eastAsia="Microsoft JhengHei" w:cs="Microsoft JhengHei"/>
-              <w:sz w:val="24"/>
-              <w:szCs w:val="24"/>
-            </w:rPr>
-            <w:instrText xml:space="preserve"> PAGEREF _Toc30302 \h </w:instrText>
-          </w:r>
-          <w:r>
-            <w:rPr>
-              <w:rFonts w:hint="eastAsia" w:ascii="Microsoft JhengHei" w:hAnsi="Microsoft JhengHei" w:eastAsia="Microsoft JhengHei" w:cs="Microsoft JhengHei"/>
-              <w:sz w:val="24"/>
-              <w:szCs w:val="24"/>
-            </w:rPr>
-            <w:fldChar w:fldCharType="separate"/>
-          </w:r>
-          <w:r>
-            <w:rPr>
-              <w:rFonts w:hint="eastAsia" w:ascii="Microsoft JhengHei" w:hAnsi="Microsoft JhengHei" w:eastAsia="Microsoft JhengHei" w:cs="Microsoft JhengHei"/>
-              <w:sz w:val="24"/>
-              <w:szCs w:val="24"/>
-            </w:rPr>
-            <w:t>6</w:t>
-          </w:r>
-          <w:r>
-            <w:rPr>
-              <w:rFonts w:hint="eastAsia" w:ascii="Microsoft JhengHei" w:hAnsi="Microsoft JhengHei" w:eastAsia="Microsoft JhengHei" w:cs="Microsoft JhengHei"/>
-              <w:sz w:val="24"/>
-              <w:szCs w:val="24"/>
-            </w:rPr>
-            <w:fldChar w:fldCharType="end"/>
-          </w:r>
-          <w:r>
-            <w:rPr>
-              <w:rFonts w:hint="eastAsia" w:ascii="Microsoft JhengHei" w:hAnsi="Microsoft JhengHei" w:eastAsia="Microsoft JhengHei" w:cs="Microsoft JhengHei"/>
-              <w:sz w:val="24"/>
-              <w:szCs w:val="24"/>
-            </w:rPr>
-            <w:fldChar w:fldCharType="end"/>
-          </w:r>
-        </w:p>
-        <w:p>
-          <w:pPr>
-            <w:pStyle w:val="13"/>
-            <w:tabs>
-              <w:tab w:val="right" w:leader="dot" w:pos="8442"/>
-            </w:tabs>
-            <w:rPr>
-              <w:rFonts w:hint="eastAsia" w:ascii="Microsoft JhengHei" w:hAnsi="Microsoft JhengHei" w:eastAsia="Microsoft JhengHei" w:cs="Microsoft JhengHei"/>
-              <w:sz w:val="24"/>
-              <w:szCs w:val="24"/>
-            </w:rPr>
-          </w:pPr>
-          <w:r>
-            <w:rPr>
-              <w:rFonts w:hint="eastAsia" w:ascii="Microsoft JhengHei" w:hAnsi="Microsoft JhengHei" w:eastAsia="Microsoft JhengHei" w:cs="Microsoft JhengHei"/>
-              <w:sz w:val="24"/>
-              <w:szCs w:val="24"/>
-            </w:rPr>
-            <w:fldChar w:fldCharType="begin"/>
-          </w:r>
-          <w:r>
-            <w:rPr>
-              <w:rFonts w:hint="eastAsia" w:ascii="Microsoft JhengHei" w:hAnsi="Microsoft JhengHei" w:eastAsia="Microsoft JhengHei" w:cs="Microsoft JhengHei"/>
-              <w:sz w:val="24"/>
-              <w:szCs w:val="24"/>
-            </w:rPr>
-            <w:instrText xml:space="preserve"> HYPERLINK \l _Toc30866 </w:instrText>
-          </w:r>
-          <w:r>
-            <w:rPr>
-              <w:rFonts w:hint="eastAsia" w:ascii="Microsoft JhengHei" w:hAnsi="Microsoft JhengHei" w:eastAsia="Microsoft JhengHei" w:cs="Microsoft JhengHei"/>
-              <w:sz w:val="24"/>
-              <w:szCs w:val="24"/>
-            </w:rPr>
-            <w:fldChar w:fldCharType="separate"/>
-          </w:r>
-          <w:r>
-            <w:rPr>
-              <w:rFonts w:hint="eastAsia" w:ascii="Microsoft JhengHei" w:hAnsi="Microsoft JhengHei" w:eastAsia="Microsoft JhengHei" w:cs="Microsoft JhengHei"/>
-              <w:sz w:val="24"/>
-              <w:szCs w:val="24"/>
-            </w:rPr>
-            <w:t>2.3.1. 人力部</w:t>
-          </w:r>
-          <w:r>
-            <w:rPr>
-              <w:rFonts w:hint="eastAsia" w:ascii="Microsoft JhengHei" w:hAnsi="Microsoft JhengHei" w:eastAsia="Microsoft JhengHei" w:cs="Microsoft JhengHei"/>
-              <w:sz w:val="24"/>
-              <w:szCs w:val="24"/>
-            </w:rPr>
-            <w:tab/>
-          </w:r>
-          <w:r>
-            <w:rPr>
-              <w:rFonts w:hint="eastAsia" w:ascii="Microsoft JhengHei" w:hAnsi="Microsoft JhengHei" w:eastAsia="Microsoft JhengHei" w:cs="Microsoft JhengHei"/>
-              <w:sz w:val="24"/>
-              <w:szCs w:val="24"/>
-            </w:rPr>
-            <w:fldChar w:fldCharType="begin"/>
-          </w:r>
-          <w:r>
-            <w:rPr>
-              <w:rFonts w:hint="eastAsia" w:ascii="Microsoft JhengHei" w:hAnsi="Microsoft JhengHei" w:eastAsia="Microsoft JhengHei" w:cs="Microsoft JhengHei"/>
-              <w:sz w:val="24"/>
-              <w:szCs w:val="24"/>
-            </w:rPr>
-            <w:instrText xml:space="preserve"> PAGEREF _Toc30866 \h </w:instrText>
-          </w:r>
-          <w:r>
-            <w:rPr>
-              <w:rFonts w:hint="eastAsia" w:ascii="Microsoft JhengHei" w:hAnsi="Microsoft JhengHei" w:eastAsia="Microsoft JhengHei" w:cs="Microsoft JhengHei"/>
-              <w:sz w:val="24"/>
-              <w:szCs w:val="24"/>
-            </w:rPr>
-            <w:fldChar w:fldCharType="separate"/>
-          </w:r>
-          <w:r>
-            <w:rPr>
-              <w:rFonts w:hint="eastAsia" w:ascii="Microsoft JhengHei" w:hAnsi="Microsoft JhengHei" w:eastAsia="Microsoft JhengHei" w:cs="Microsoft JhengHei"/>
-              <w:sz w:val="24"/>
-              <w:szCs w:val="24"/>
-            </w:rPr>
-            <w:t>6</w:t>
-          </w:r>
-          <w:r>
-            <w:rPr>
-              <w:rFonts w:hint="eastAsia" w:ascii="Microsoft JhengHei" w:hAnsi="Microsoft JhengHei" w:eastAsia="Microsoft JhengHei" w:cs="Microsoft JhengHei"/>
-              <w:sz w:val="24"/>
-              <w:szCs w:val="24"/>
-            </w:rPr>
-            <w:fldChar w:fldCharType="end"/>
-          </w:r>
-          <w:r>
-            <w:rPr>
-              <w:rFonts w:hint="eastAsia" w:ascii="Microsoft JhengHei" w:hAnsi="Microsoft JhengHei" w:eastAsia="Microsoft JhengHei" w:cs="Microsoft JhengHei"/>
-              <w:sz w:val="24"/>
-              <w:szCs w:val="24"/>
-            </w:rPr>
-            <w:fldChar w:fldCharType="end"/>
-          </w:r>
-        </w:p>
-        <w:p>
-          <w:pPr>
-            <w:pStyle w:val="17"/>
-            <w:tabs>
-              <w:tab w:val="right" w:leader="dot" w:pos="8442"/>
-            </w:tabs>
-            <w:rPr>
-              <w:rFonts w:hint="eastAsia" w:ascii="Microsoft JhengHei" w:hAnsi="Microsoft JhengHei" w:eastAsia="Microsoft JhengHei" w:cs="Microsoft JhengHei"/>
-              <w:sz w:val="24"/>
-              <w:szCs w:val="24"/>
-            </w:rPr>
-          </w:pPr>
-          <w:r>
-            <w:rPr>
-              <w:rFonts w:hint="eastAsia" w:ascii="Microsoft JhengHei" w:hAnsi="Microsoft JhengHei" w:eastAsia="Microsoft JhengHei" w:cs="Microsoft JhengHei"/>
-              <w:sz w:val="24"/>
-              <w:szCs w:val="24"/>
-            </w:rPr>
-            <w:fldChar w:fldCharType="begin"/>
-          </w:r>
-          <w:r>
-            <w:rPr>
-              <w:rFonts w:hint="eastAsia" w:ascii="Microsoft JhengHei" w:hAnsi="Microsoft JhengHei" w:eastAsia="Microsoft JhengHei" w:cs="Microsoft JhengHei"/>
-              <w:sz w:val="24"/>
-              <w:szCs w:val="24"/>
-            </w:rPr>
-            <w:instrText xml:space="preserve"> HYPERLINK \l _Toc11613 </w:instrText>
-          </w:r>
-          <w:r>
-            <w:rPr>
-              <w:rFonts w:hint="eastAsia" w:ascii="Microsoft JhengHei" w:hAnsi="Microsoft JhengHei" w:eastAsia="Microsoft JhengHei" w:cs="Microsoft JhengHei"/>
-              <w:sz w:val="24"/>
-              <w:szCs w:val="24"/>
-            </w:rPr>
-            <w:fldChar w:fldCharType="separate"/>
-          </w:r>
-          <w:r>
-            <w:rPr>
-              <w:rFonts w:hint="eastAsia" w:ascii="Microsoft JhengHei" w:hAnsi="Microsoft JhengHei" w:eastAsia="Microsoft JhengHei" w:cs="Microsoft JhengHei"/>
-              <w:sz w:val="24"/>
-              <w:szCs w:val="24"/>
-            </w:rPr>
-            <w:t>2.4. 采购部</w:t>
-          </w:r>
-          <w:r>
-            <w:rPr>
-              <w:rFonts w:hint="eastAsia" w:ascii="Microsoft JhengHei" w:hAnsi="Microsoft JhengHei" w:eastAsia="Microsoft JhengHei" w:cs="Microsoft JhengHei"/>
-              <w:sz w:val="24"/>
-              <w:szCs w:val="24"/>
-            </w:rPr>
-            <w:tab/>
-          </w:r>
-          <w:r>
-            <w:rPr>
-              <w:rFonts w:hint="eastAsia" w:ascii="Microsoft JhengHei" w:hAnsi="Microsoft JhengHei" w:eastAsia="Microsoft JhengHei" w:cs="Microsoft JhengHei"/>
-              <w:sz w:val="24"/>
-              <w:szCs w:val="24"/>
-            </w:rPr>
-            <w:fldChar w:fldCharType="begin"/>
-          </w:r>
-          <w:r>
-            <w:rPr>
-              <w:rFonts w:hint="eastAsia" w:ascii="Microsoft JhengHei" w:hAnsi="Microsoft JhengHei" w:eastAsia="Microsoft JhengHei" w:cs="Microsoft JhengHei"/>
-              <w:sz w:val="24"/>
-              <w:szCs w:val="24"/>
-            </w:rPr>
-            <w:instrText xml:space="preserve"> PAGEREF _Toc11613 \h </w:instrText>
-          </w:r>
-          <w:r>
-            <w:rPr>
-              <w:rFonts w:hint="eastAsia" w:ascii="Microsoft JhengHei" w:hAnsi="Microsoft JhengHei" w:eastAsia="Microsoft JhengHei" w:cs="Microsoft JhengHei"/>
-              <w:sz w:val="24"/>
-              <w:szCs w:val="24"/>
-            </w:rPr>
-            <w:fldChar w:fldCharType="separate"/>
-          </w:r>
-          <w:r>
-            <w:rPr>
-              <w:rFonts w:hint="eastAsia" w:ascii="Microsoft JhengHei" w:hAnsi="Microsoft JhengHei" w:eastAsia="Microsoft JhengHei" w:cs="Microsoft JhengHei"/>
-              <w:sz w:val="24"/>
-              <w:szCs w:val="24"/>
-            </w:rPr>
-            <w:t>6</w:t>
-          </w:r>
-          <w:r>
-            <w:rPr>
-              <w:rFonts w:hint="eastAsia" w:ascii="Microsoft JhengHei" w:hAnsi="Microsoft JhengHei" w:eastAsia="Microsoft JhengHei" w:cs="Microsoft JhengHei"/>
-              <w:sz w:val="24"/>
-              <w:szCs w:val="24"/>
-            </w:rPr>
-            <w:fldChar w:fldCharType="end"/>
-          </w:r>
-          <w:r>
-            <w:rPr>
-              <w:rFonts w:hint="eastAsia" w:ascii="Microsoft JhengHei" w:hAnsi="Microsoft JhengHei" w:eastAsia="Microsoft JhengHei" w:cs="Microsoft JhengHei"/>
-              <w:sz w:val="24"/>
-              <w:szCs w:val="24"/>
-            </w:rPr>
-            <w:fldChar w:fldCharType="end"/>
-          </w:r>
-        </w:p>
-        <w:p>
-          <w:pPr>
-            <w:pStyle w:val="17"/>
-            <w:tabs>
-              <w:tab w:val="right" w:leader="dot" w:pos="8442"/>
-            </w:tabs>
-            <w:rPr>
-              <w:rFonts w:hint="eastAsia" w:ascii="Microsoft JhengHei" w:hAnsi="Microsoft JhengHei" w:eastAsia="Microsoft JhengHei" w:cs="Microsoft JhengHei"/>
-              <w:sz w:val="24"/>
-              <w:szCs w:val="24"/>
-            </w:rPr>
-          </w:pPr>
-          <w:r>
-            <w:rPr>
-              <w:rFonts w:hint="eastAsia" w:ascii="Microsoft JhengHei" w:hAnsi="Microsoft JhengHei" w:eastAsia="Microsoft JhengHei" w:cs="Microsoft JhengHei"/>
-              <w:sz w:val="24"/>
-              <w:szCs w:val="24"/>
-            </w:rPr>
-            <w:fldChar w:fldCharType="begin"/>
-          </w:r>
-          <w:r>
-            <w:rPr>
-              <w:rFonts w:hint="eastAsia" w:ascii="Microsoft JhengHei" w:hAnsi="Microsoft JhengHei" w:eastAsia="Microsoft JhengHei" w:cs="Microsoft JhengHei"/>
-              <w:sz w:val="24"/>
-              <w:szCs w:val="24"/>
-            </w:rPr>
-            <w:instrText xml:space="preserve"> HYPERLINK \l _Toc23223 </w:instrText>
-          </w:r>
-          <w:r>
-            <w:rPr>
-              <w:rFonts w:hint="eastAsia" w:ascii="Microsoft JhengHei" w:hAnsi="Microsoft JhengHei" w:eastAsia="Microsoft JhengHei" w:cs="Microsoft JhengHei"/>
-              <w:sz w:val="24"/>
-              <w:szCs w:val="24"/>
-            </w:rPr>
-            <w:fldChar w:fldCharType="separate"/>
-          </w:r>
-          <w:r>
-            <w:rPr>
-              <w:rFonts w:hint="eastAsia" w:ascii="Microsoft JhengHei" w:hAnsi="Microsoft JhengHei" w:eastAsia="Microsoft JhengHei" w:cs="Microsoft JhengHei"/>
-              <w:sz w:val="24"/>
-              <w:szCs w:val="24"/>
-            </w:rPr>
-            <w:t>2.5. 运维部</w:t>
-          </w:r>
-          <w:r>
-            <w:rPr>
-              <w:rFonts w:hint="eastAsia" w:ascii="Microsoft JhengHei" w:hAnsi="Microsoft JhengHei" w:eastAsia="Microsoft JhengHei" w:cs="Microsoft JhengHei"/>
-              <w:sz w:val="24"/>
-              <w:szCs w:val="24"/>
-            </w:rPr>
-            <w:tab/>
-          </w:r>
-          <w:r>
-            <w:rPr>
-              <w:rFonts w:hint="eastAsia" w:ascii="Microsoft JhengHei" w:hAnsi="Microsoft JhengHei" w:eastAsia="Microsoft JhengHei" w:cs="Microsoft JhengHei"/>
-              <w:sz w:val="24"/>
-              <w:szCs w:val="24"/>
-            </w:rPr>
-            <w:fldChar w:fldCharType="begin"/>
-          </w:r>
-          <w:r>
-            <w:rPr>
-              <w:rFonts w:hint="eastAsia" w:ascii="Microsoft JhengHei" w:hAnsi="Microsoft JhengHei" w:eastAsia="Microsoft JhengHei" w:cs="Microsoft JhengHei"/>
-              <w:sz w:val="24"/>
-              <w:szCs w:val="24"/>
-            </w:rPr>
-            <w:instrText xml:space="preserve"> PAGEREF _Toc23223 \h </w:instrText>
-          </w:r>
-          <w:r>
-            <w:rPr>
-              <w:rFonts w:hint="eastAsia" w:ascii="Microsoft JhengHei" w:hAnsi="Microsoft JhengHei" w:eastAsia="Microsoft JhengHei" w:cs="Microsoft JhengHei"/>
-              <w:sz w:val="24"/>
-              <w:szCs w:val="24"/>
-            </w:rPr>
-            <w:fldChar w:fldCharType="separate"/>
-          </w:r>
-          <w:r>
-            <w:rPr>
-              <w:rFonts w:hint="eastAsia" w:ascii="Microsoft JhengHei" w:hAnsi="Microsoft JhengHei" w:eastAsia="Microsoft JhengHei" w:cs="Microsoft JhengHei"/>
-              <w:sz w:val="24"/>
-              <w:szCs w:val="24"/>
-            </w:rPr>
-            <w:t>7</w:t>
-          </w:r>
-          <w:r>
-            <w:rPr>
-              <w:rFonts w:hint="eastAsia" w:ascii="Microsoft JhengHei" w:hAnsi="Microsoft JhengHei" w:eastAsia="Microsoft JhengHei" w:cs="Microsoft JhengHei"/>
-              <w:sz w:val="24"/>
-              <w:szCs w:val="24"/>
-            </w:rPr>
-            <w:fldChar w:fldCharType="end"/>
-          </w:r>
-          <w:r>
-            <w:rPr>
-              <w:rFonts w:hint="eastAsia" w:ascii="Microsoft JhengHei" w:hAnsi="Microsoft JhengHei" w:eastAsia="Microsoft JhengHei" w:cs="Microsoft JhengHei"/>
-              <w:sz w:val="24"/>
-              <w:szCs w:val="24"/>
-            </w:rPr>
-            <w:fldChar w:fldCharType="end"/>
-          </w:r>
-        </w:p>
-        <w:p>
-          <w:pPr>
-            <w:pStyle w:val="13"/>
-            <w:tabs>
-              <w:tab w:val="right" w:leader="dot" w:pos="8442"/>
-            </w:tabs>
-            <w:rPr>
-              <w:rFonts w:hint="eastAsia" w:ascii="Microsoft JhengHei" w:hAnsi="Microsoft JhengHei" w:eastAsia="Microsoft JhengHei" w:cs="Microsoft JhengHei"/>
-              <w:sz w:val="24"/>
-              <w:szCs w:val="24"/>
-            </w:rPr>
-          </w:pPr>
-          <w:r>
-            <w:rPr>
-              <w:rFonts w:hint="eastAsia" w:ascii="Microsoft JhengHei" w:hAnsi="Microsoft JhengHei" w:eastAsia="Microsoft JhengHei" w:cs="Microsoft JhengHei"/>
-              <w:sz w:val="24"/>
-              <w:szCs w:val="24"/>
-            </w:rPr>
-            <w:fldChar w:fldCharType="begin"/>
-          </w:r>
-          <w:r>
-            <w:rPr>
-              <w:rFonts w:hint="eastAsia" w:ascii="Microsoft JhengHei" w:hAnsi="Microsoft JhengHei" w:eastAsia="Microsoft JhengHei" w:cs="Microsoft JhengHei"/>
-              <w:sz w:val="24"/>
-              <w:szCs w:val="24"/>
-            </w:rPr>
-            <w:instrText xml:space="preserve"> HYPERLINK \l _Toc13734 </w:instrText>
-          </w:r>
-          <w:r>
-            <w:rPr>
-              <w:rFonts w:hint="eastAsia" w:ascii="Microsoft JhengHei" w:hAnsi="Microsoft JhengHei" w:eastAsia="Microsoft JhengHei" w:cs="Microsoft JhengHei"/>
-              <w:sz w:val="24"/>
-              <w:szCs w:val="24"/>
-            </w:rPr>
-            <w:fldChar w:fldCharType="separate"/>
-          </w:r>
-          <w:r>
-            <w:rPr>
-              <w:rFonts w:hint="eastAsia" w:ascii="Microsoft JhengHei" w:hAnsi="Microsoft JhengHei" w:eastAsia="Microsoft JhengHei" w:cs="Microsoft JhengHei"/>
-              <w:sz w:val="24"/>
-              <w:szCs w:val="24"/>
-            </w:rPr>
-            <w:t>2.5.1. 服务台</w:t>
-          </w:r>
-          <w:r>
-            <w:rPr>
-              <w:rFonts w:hint="eastAsia" w:ascii="Microsoft JhengHei" w:hAnsi="Microsoft JhengHei" w:eastAsia="Microsoft JhengHei" w:cs="Microsoft JhengHei"/>
-              <w:sz w:val="24"/>
-              <w:szCs w:val="24"/>
-            </w:rPr>
-            <w:tab/>
-          </w:r>
-          <w:r>
-            <w:rPr>
-              <w:rFonts w:hint="eastAsia" w:ascii="Microsoft JhengHei" w:hAnsi="Microsoft JhengHei" w:eastAsia="Microsoft JhengHei" w:cs="Microsoft JhengHei"/>
-              <w:sz w:val="24"/>
-              <w:szCs w:val="24"/>
-            </w:rPr>
-            <w:fldChar w:fldCharType="begin"/>
-          </w:r>
-          <w:r>
-            <w:rPr>
-              <w:rFonts w:hint="eastAsia" w:ascii="Microsoft JhengHei" w:hAnsi="Microsoft JhengHei" w:eastAsia="Microsoft JhengHei" w:cs="Microsoft JhengHei"/>
-              <w:sz w:val="24"/>
-              <w:szCs w:val="24"/>
-            </w:rPr>
-            <w:instrText xml:space="preserve"> PAGEREF _Toc13734 \h </w:instrText>
-          </w:r>
-          <w:r>
-            <w:rPr>
-              <w:rFonts w:hint="eastAsia" w:ascii="Microsoft JhengHei" w:hAnsi="Microsoft JhengHei" w:eastAsia="Microsoft JhengHei" w:cs="Microsoft JhengHei"/>
-              <w:sz w:val="24"/>
-              <w:szCs w:val="24"/>
-            </w:rPr>
-            <w:fldChar w:fldCharType="separate"/>
-          </w:r>
-          <w:r>
-            <w:rPr>
-              <w:rFonts w:hint="eastAsia" w:ascii="Microsoft JhengHei" w:hAnsi="Microsoft JhengHei" w:eastAsia="Microsoft JhengHei" w:cs="Microsoft JhengHei"/>
-              <w:sz w:val="24"/>
-              <w:szCs w:val="24"/>
-            </w:rPr>
-            <w:t>8</w:t>
-          </w:r>
-          <w:r>
-            <w:rPr>
-              <w:rFonts w:hint="eastAsia" w:ascii="Microsoft JhengHei" w:hAnsi="Microsoft JhengHei" w:eastAsia="Microsoft JhengHei" w:cs="Microsoft JhengHei"/>
-              <w:sz w:val="24"/>
-              <w:szCs w:val="24"/>
-            </w:rPr>
-            <w:fldChar w:fldCharType="end"/>
-          </w:r>
-          <w:r>
-            <w:rPr>
-              <w:rFonts w:hint="eastAsia" w:ascii="Microsoft JhengHei" w:hAnsi="Microsoft JhengHei" w:eastAsia="Microsoft JhengHei" w:cs="Microsoft JhengHei"/>
-              <w:sz w:val="24"/>
-              <w:szCs w:val="24"/>
-            </w:rPr>
-            <w:fldChar w:fldCharType="end"/>
-          </w:r>
-        </w:p>
-        <w:p>
-          <w:pPr>
-            <w:pStyle w:val="13"/>
-            <w:tabs>
-              <w:tab w:val="right" w:leader="dot" w:pos="8442"/>
-            </w:tabs>
-            <w:rPr>
-              <w:rFonts w:hint="eastAsia" w:ascii="Microsoft JhengHei" w:hAnsi="Microsoft JhengHei" w:eastAsia="Microsoft JhengHei" w:cs="Microsoft JhengHei"/>
-              <w:sz w:val="24"/>
-              <w:szCs w:val="24"/>
-            </w:rPr>
-          </w:pPr>
-          <w:r>
-            <w:rPr>
-              <w:rFonts w:hint="eastAsia" w:ascii="Microsoft JhengHei" w:hAnsi="Microsoft JhengHei" w:eastAsia="Microsoft JhengHei" w:cs="Microsoft JhengHei"/>
-              <w:sz w:val="24"/>
-              <w:szCs w:val="24"/>
-            </w:rPr>
-            <w:fldChar w:fldCharType="begin"/>
-          </w:r>
-          <w:r>
-            <w:rPr>
-              <w:rFonts w:hint="eastAsia" w:ascii="Microsoft JhengHei" w:hAnsi="Microsoft JhengHei" w:eastAsia="Microsoft JhengHei" w:cs="Microsoft JhengHei"/>
-              <w:sz w:val="24"/>
-              <w:szCs w:val="24"/>
-            </w:rPr>
-            <w:instrText xml:space="preserve"> HYPERLINK \l _Toc26964 </w:instrText>
-          </w:r>
-          <w:r>
-            <w:rPr>
-              <w:rFonts w:hint="eastAsia" w:ascii="Microsoft JhengHei" w:hAnsi="Microsoft JhengHei" w:eastAsia="Microsoft JhengHei" w:cs="Microsoft JhengHei"/>
-              <w:sz w:val="24"/>
-              <w:szCs w:val="24"/>
-            </w:rPr>
-            <w:fldChar w:fldCharType="separate"/>
-          </w:r>
-          <w:r>
-            <w:rPr>
-              <w:rFonts w:hint="eastAsia" w:ascii="Microsoft JhengHei" w:hAnsi="Microsoft JhengHei" w:eastAsia="Microsoft JhengHei" w:cs="Microsoft JhengHei"/>
-              <w:sz w:val="24"/>
-              <w:szCs w:val="24"/>
-            </w:rPr>
-            <w:t>2.5.2. 备件库</w:t>
-          </w:r>
-          <w:r>
-            <w:rPr>
-              <w:rFonts w:hint="eastAsia" w:ascii="Microsoft JhengHei" w:hAnsi="Microsoft JhengHei" w:eastAsia="Microsoft JhengHei" w:cs="Microsoft JhengHei"/>
-              <w:sz w:val="24"/>
-              <w:szCs w:val="24"/>
-            </w:rPr>
-            <w:tab/>
-          </w:r>
-          <w:r>
-            <w:rPr>
-              <w:rFonts w:hint="eastAsia" w:ascii="Microsoft JhengHei" w:hAnsi="Microsoft JhengHei" w:eastAsia="Microsoft JhengHei" w:cs="Microsoft JhengHei"/>
-              <w:sz w:val="24"/>
-              <w:szCs w:val="24"/>
-            </w:rPr>
-            <w:fldChar w:fldCharType="begin"/>
-          </w:r>
-          <w:r>
-            <w:rPr>
-              <w:rFonts w:hint="eastAsia" w:ascii="Microsoft JhengHei" w:hAnsi="Microsoft JhengHei" w:eastAsia="Microsoft JhengHei" w:cs="Microsoft JhengHei"/>
-              <w:sz w:val="24"/>
-              <w:szCs w:val="24"/>
-            </w:rPr>
-            <w:instrText xml:space="preserve"> PAGEREF _Toc26964 \h </w:instrText>
-          </w:r>
-          <w:r>
-            <w:rPr>
-              <w:rFonts w:hint="eastAsia" w:ascii="Microsoft JhengHei" w:hAnsi="Microsoft JhengHei" w:eastAsia="Microsoft JhengHei" w:cs="Microsoft JhengHei"/>
-              <w:sz w:val="24"/>
-              <w:szCs w:val="24"/>
-            </w:rPr>
-            <w:fldChar w:fldCharType="separate"/>
-          </w:r>
-          <w:r>
-            <w:rPr>
-              <w:rFonts w:hint="eastAsia" w:ascii="Microsoft JhengHei" w:hAnsi="Microsoft JhengHei" w:eastAsia="Microsoft JhengHei" w:cs="Microsoft JhengHei"/>
-              <w:sz w:val="24"/>
-              <w:szCs w:val="24"/>
-            </w:rPr>
-            <w:t>8</w:t>
-          </w:r>
-          <w:r>
-            <w:rPr>
-              <w:rFonts w:hint="eastAsia" w:ascii="Microsoft JhengHei" w:hAnsi="Microsoft JhengHei" w:eastAsia="Microsoft JhengHei" w:cs="Microsoft JhengHei"/>
-              <w:sz w:val="24"/>
-              <w:szCs w:val="24"/>
-            </w:rPr>
-            <w:fldChar w:fldCharType="end"/>
-          </w:r>
-          <w:r>
-            <w:rPr>
-              <w:rFonts w:hint="eastAsia" w:ascii="Microsoft JhengHei" w:hAnsi="Microsoft JhengHei" w:eastAsia="Microsoft JhengHei" w:cs="Microsoft JhengHei"/>
-              <w:sz w:val="24"/>
-              <w:szCs w:val="24"/>
-            </w:rPr>
-            <w:fldChar w:fldCharType="end"/>
-          </w:r>
-        </w:p>
-        <w:p>
-          <w:pPr>
-            <w:pStyle w:val="13"/>
-            <w:tabs>
-              <w:tab w:val="right" w:leader="dot" w:pos="8442"/>
-            </w:tabs>
-            <w:rPr>
-              <w:rFonts w:hint="eastAsia" w:ascii="Microsoft JhengHei" w:hAnsi="Microsoft JhengHei" w:eastAsia="Microsoft JhengHei" w:cs="Microsoft JhengHei"/>
-              <w:sz w:val="24"/>
-              <w:szCs w:val="24"/>
-            </w:rPr>
-          </w:pPr>
-          <w:r>
-            <w:rPr>
-              <w:rFonts w:hint="eastAsia" w:ascii="Microsoft JhengHei" w:hAnsi="Microsoft JhengHei" w:eastAsia="Microsoft JhengHei" w:cs="Microsoft JhengHei"/>
-              <w:sz w:val="24"/>
-              <w:szCs w:val="24"/>
-            </w:rPr>
-            <w:fldChar w:fldCharType="begin"/>
-          </w:r>
-          <w:r>
-            <w:rPr>
-              <w:rFonts w:hint="eastAsia" w:ascii="Microsoft JhengHei" w:hAnsi="Microsoft JhengHei" w:eastAsia="Microsoft JhengHei" w:cs="Microsoft JhengHei"/>
-              <w:sz w:val="24"/>
-              <w:szCs w:val="24"/>
-            </w:rPr>
-            <w:instrText xml:space="preserve"> HYPERLINK \l _Toc30859 </w:instrText>
-          </w:r>
-          <w:r>
-            <w:rPr>
-              <w:rFonts w:hint="eastAsia" w:ascii="Microsoft JhengHei" w:hAnsi="Microsoft JhengHei" w:eastAsia="Microsoft JhengHei" w:cs="Microsoft JhengHei"/>
-              <w:sz w:val="24"/>
-              <w:szCs w:val="24"/>
-            </w:rPr>
-            <w:fldChar w:fldCharType="separate"/>
-          </w:r>
-          <w:r>
-            <w:rPr>
-              <w:rFonts w:hint="eastAsia" w:ascii="Microsoft JhengHei" w:hAnsi="Microsoft JhengHei" w:eastAsia="Microsoft JhengHei" w:cs="Microsoft JhengHei"/>
-              <w:sz w:val="24"/>
-              <w:szCs w:val="24"/>
-              <w:lang w:val="en-US"/>
-            </w:rPr>
-            <w:t xml:space="preserve">2.5.3. </w:t>
-          </w:r>
-          <w:r>
-            <w:rPr>
-              <w:rFonts w:hint="eastAsia" w:ascii="Microsoft JhengHei" w:hAnsi="Microsoft JhengHei" w:eastAsia="Microsoft JhengHei" w:cs="Microsoft JhengHei"/>
-              <w:sz w:val="24"/>
-              <w:szCs w:val="24"/>
-              <w:lang w:val="en-US" w:eastAsia="zh-CN"/>
-            </w:rPr>
-            <w:t>服务知识</w:t>
-          </w:r>
-          <w:r>
-            <w:rPr>
-              <w:rFonts w:hint="eastAsia" w:ascii="Microsoft JhengHei" w:hAnsi="Microsoft JhengHei" w:eastAsia="Microsoft JhengHei" w:cs="Microsoft JhengHei"/>
-              <w:sz w:val="24"/>
-              <w:szCs w:val="24"/>
-            </w:rPr>
-            <w:tab/>
-          </w:r>
-          <w:r>
-            <w:rPr>
-              <w:rFonts w:hint="eastAsia" w:ascii="Microsoft JhengHei" w:hAnsi="Microsoft JhengHei" w:eastAsia="Microsoft JhengHei" w:cs="Microsoft JhengHei"/>
-              <w:sz w:val="24"/>
-              <w:szCs w:val="24"/>
-            </w:rPr>
-            <w:fldChar w:fldCharType="begin"/>
-          </w:r>
-          <w:r>
-            <w:rPr>
-              <w:rFonts w:hint="eastAsia" w:ascii="Microsoft JhengHei" w:hAnsi="Microsoft JhengHei" w:eastAsia="Microsoft JhengHei" w:cs="Microsoft JhengHei"/>
-              <w:sz w:val="24"/>
-              <w:szCs w:val="24"/>
-            </w:rPr>
-            <w:instrText xml:space="preserve"> PAGEREF _Toc30859 \h </w:instrText>
-          </w:r>
-          <w:r>
-            <w:rPr>
-              <w:rFonts w:hint="eastAsia" w:ascii="Microsoft JhengHei" w:hAnsi="Microsoft JhengHei" w:eastAsia="Microsoft JhengHei" w:cs="Microsoft JhengHei"/>
-              <w:sz w:val="24"/>
-              <w:szCs w:val="24"/>
-            </w:rPr>
-            <w:fldChar w:fldCharType="separate"/>
-          </w:r>
-          <w:r>
-            <w:rPr>
-              <w:rFonts w:hint="eastAsia" w:ascii="Microsoft JhengHei" w:hAnsi="Microsoft JhengHei" w:eastAsia="Microsoft JhengHei" w:cs="Microsoft JhengHei"/>
-              <w:sz w:val="24"/>
-              <w:szCs w:val="24"/>
-            </w:rPr>
-            <w:t>9</w:t>
-          </w:r>
-          <w:r>
-            <w:rPr>
-              <w:rFonts w:hint="eastAsia" w:ascii="Microsoft JhengHei" w:hAnsi="Microsoft JhengHei" w:eastAsia="Microsoft JhengHei" w:cs="Microsoft JhengHei"/>
-              <w:sz w:val="24"/>
-              <w:szCs w:val="24"/>
-            </w:rPr>
-            <w:fldChar w:fldCharType="end"/>
-          </w:r>
-          <w:r>
-            <w:rPr>
-              <w:rFonts w:hint="eastAsia" w:ascii="Microsoft JhengHei" w:hAnsi="Microsoft JhengHei" w:eastAsia="Microsoft JhengHei" w:cs="Microsoft JhengHei"/>
-              <w:sz w:val="24"/>
-              <w:szCs w:val="24"/>
-            </w:rPr>
-            <w:fldChar w:fldCharType="end"/>
-          </w:r>
-        </w:p>
-        <w:p>
-          <w:pPr>
-            <w:pStyle w:val="17"/>
-            <w:tabs>
-              <w:tab w:val="right" w:leader="dot" w:pos="8442"/>
-            </w:tabs>
-            <w:rPr>
-              <w:rFonts w:hint="eastAsia" w:ascii="Microsoft JhengHei" w:hAnsi="Microsoft JhengHei" w:eastAsia="Microsoft JhengHei" w:cs="Microsoft JhengHei"/>
-              <w:sz w:val="24"/>
-              <w:szCs w:val="24"/>
-            </w:rPr>
-          </w:pPr>
-          <w:r>
-            <w:rPr>
-              <w:rFonts w:hint="eastAsia" w:ascii="Microsoft JhengHei" w:hAnsi="Microsoft JhengHei" w:eastAsia="Microsoft JhengHei" w:cs="Microsoft JhengHei"/>
-              <w:sz w:val="24"/>
-              <w:szCs w:val="24"/>
-            </w:rPr>
-            <w:fldChar w:fldCharType="begin"/>
-          </w:r>
-          <w:r>
-            <w:rPr>
-              <w:rFonts w:hint="eastAsia" w:ascii="Microsoft JhengHei" w:hAnsi="Microsoft JhengHei" w:eastAsia="Microsoft JhengHei" w:cs="Microsoft JhengHei"/>
-              <w:sz w:val="24"/>
-              <w:szCs w:val="24"/>
-            </w:rPr>
-            <w:instrText xml:space="preserve"> HYPERLINK \l _Toc9490 </w:instrText>
-          </w:r>
-          <w:r>
-            <w:rPr>
-              <w:rFonts w:hint="eastAsia" w:ascii="Microsoft JhengHei" w:hAnsi="Microsoft JhengHei" w:eastAsia="Microsoft JhengHei" w:cs="Microsoft JhengHei"/>
-              <w:sz w:val="24"/>
-              <w:szCs w:val="24"/>
-            </w:rPr>
-            <w:fldChar w:fldCharType="separate"/>
-          </w:r>
-          <w:r>
-            <w:rPr>
-              <w:rFonts w:hint="eastAsia" w:ascii="Microsoft JhengHei" w:hAnsi="Microsoft JhengHei" w:eastAsia="Microsoft JhengHei" w:cs="Microsoft JhengHei"/>
-              <w:sz w:val="24"/>
-              <w:szCs w:val="24"/>
-            </w:rPr>
-            <w:t>2.6. 质量部</w:t>
-          </w:r>
-          <w:r>
-            <w:rPr>
-              <w:rFonts w:hint="eastAsia" w:ascii="Microsoft JhengHei" w:hAnsi="Microsoft JhengHei" w:eastAsia="Microsoft JhengHei" w:cs="Microsoft JhengHei"/>
-              <w:sz w:val="24"/>
-              <w:szCs w:val="24"/>
-            </w:rPr>
-            <w:tab/>
-          </w:r>
-          <w:r>
-            <w:rPr>
-              <w:rFonts w:hint="eastAsia" w:ascii="Microsoft JhengHei" w:hAnsi="Microsoft JhengHei" w:eastAsia="Microsoft JhengHei" w:cs="Microsoft JhengHei"/>
-              <w:sz w:val="24"/>
-              <w:szCs w:val="24"/>
-            </w:rPr>
-            <w:fldChar w:fldCharType="begin"/>
-          </w:r>
-          <w:r>
-            <w:rPr>
-              <w:rFonts w:hint="eastAsia" w:ascii="Microsoft JhengHei" w:hAnsi="Microsoft JhengHei" w:eastAsia="Microsoft JhengHei" w:cs="Microsoft JhengHei"/>
-              <w:sz w:val="24"/>
-              <w:szCs w:val="24"/>
-            </w:rPr>
-            <w:instrText xml:space="preserve"> PAGEREF _Toc9490 \h </w:instrText>
-          </w:r>
-          <w:r>
-            <w:rPr>
-              <w:rFonts w:hint="eastAsia" w:ascii="Microsoft JhengHei" w:hAnsi="Microsoft JhengHei" w:eastAsia="Microsoft JhengHei" w:cs="Microsoft JhengHei"/>
-              <w:sz w:val="24"/>
-              <w:szCs w:val="24"/>
-            </w:rPr>
-            <w:fldChar w:fldCharType="separate"/>
-          </w:r>
-          <w:r>
-            <w:rPr>
-              <w:rFonts w:hint="eastAsia" w:ascii="Microsoft JhengHei" w:hAnsi="Microsoft JhengHei" w:eastAsia="Microsoft JhengHei" w:cs="Microsoft JhengHei"/>
-              <w:sz w:val="24"/>
-              <w:szCs w:val="24"/>
-            </w:rPr>
-            <w:t>9</w:t>
-          </w:r>
-          <w:r>
-            <w:rPr>
-              <w:rFonts w:hint="eastAsia" w:ascii="Microsoft JhengHei" w:hAnsi="Microsoft JhengHei" w:eastAsia="Microsoft JhengHei" w:cs="Microsoft JhengHei"/>
-              <w:sz w:val="24"/>
-              <w:szCs w:val="24"/>
-            </w:rPr>
-            <w:fldChar w:fldCharType="end"/>
-          </w:r>
-          <w:r>
-            <w:rPr>
-              <w:rFonts w:hint="eastAsia" w:ascii="Microsoft JhengHei" w:hAnsi="Microsoft JhengHei" w:eastAsia="Microsoft JhengHei" w:cs="Microsoft JhengHei"/>
-              <w:sz w:val="24"/>
-              <w:szCs w:val="24"/>
-            </w:rPr>
-            <w:fldChar w:fldCharType="end"/>
-          </w:r>
-        </w:p>
-        <w:p>
-          <w:pPr>
-            <w:pStyle w:val="17"/>
-            <w:tabs>
-              <w:tab w:val="right" w:leader="dot" w:pos="8442"/>
-            </w:tabs>
-            <w:rPr>
-              <w:rFonts w:hint="eastAsia" w:ascii="Microsoft JhengHei" w:hAnsi="Microsoft JhengHei" w:eastAsia="Microsoft JhengHei" w:cs="Microsoft JhengHei"/>
-              <w:sz w:val="24"/>
-              <w:szCs w:val="24"/>
-            </w:rPr>
-          </w:pPr>
-          <w:r>
-            <w:rPr>
-              <w:rFonts w:hint="eastAsia" w:ascii="Microsoft JhengHei" w:hAnsi="Microsoft JhengHei" w:eastAsia="Microsoft JhengHei" w:cs="Microsoft JhengHei"/>
-              <w:sz w:val="24"/>
-              <w:szCs w:val="24"/>
-            </w:rPr>
-            <w:fldChar w:fldCharType="begin"/>
-          </w:r>
-          <w:r>
-            <w:rPr>
-              <w:rFonts w:hint="eastAsia" w:ascii="Microsoft JhengHei" w:hAnsi="Microsoft JhengHei" w:eastAsia="Microsoft JhengHei" w:cs="Microsoft JhengHei"/>
-              <w:sz w:val="24"/>
-              <w:szCs w:val="24"/>
-            </w:rPr>
-            <w:instrText xml:space="preserve"> HYPERLINK \l _Toc17961 </w:instrText>
-          </w:r>
-          <w:r>
-            <w:rPr>
-              <w:rFonts w:hint="eastAsia" w:ascii="Microsoft JhengHei" w:hAnsi="Microsoft JhengHei" w:eastAsia="Microsoft JhengHei" w:cs="Microsoft JhengHei"/>
-              <w:sz w:val="24"/>
-              <w:szCs w:val="24"/>
-            </w:rPr>
-            <w:fldChar w:fldCharType="separate"/>
-          </w:r>
-          <w:r>
-            <w:rPr>
-              <w:rFonts w:hint="eastAsia" w:ascii="Microsoft JhengHei" w:hAnsi="Microsoft JhengHei" w:eastAsia="Microsoft JhengHei" w:cs="Microsoft JhengHei"/>
-              <w:sz w:val="24"/>
-              <w:szCs w:val="24"/>
-            </w:rPr>
-            <w:t>2.7. 研发部</w:t>
-          </w:r>
-          <w:r>
-            <w:rPr>
-              <w:rFonts w:hint="eastAsia" w:ascii="Microsoft JhengHei" w:hAnsi="Microsoft JhengHei" w:eastAsia="Microsoft JhengHei" w:cs="Microsoft JhengHei"/>
-              <w:sz w:val="24"/>
-              <w:szCs w:val="24"/>
-            </w:rPr>
-            <w:tab/>
-          </w:r>
-          <w:r>
-            <w:rPr>
-              <w:rFonts w:hint="eastAsia" w:ascii="Microsoft JhengHei" w:hAnsi="Microsoft JhengHei" w:eastAsia="Microsoft JhengHei" w:cs="Microsoft JhengHei"/>
-              <w:sz w:val="24"/>
-              <w:szCs w:val="24"/>
-            </w:rPr>
-            <w:fldChar w:fldCharType="begin"/>
-          </w:r>
-          <w:r>
-            <w:rPr>
-              <w:rFonts w:hint="eastAsia" w:ascii="Microsoft JhengHei" w:hAnsi="Microsoft JhengHei" w:eastAsia="Microsoft JhengHei" w:cs="Microsoft JhengHei"/>
-              <w:sz w:val="24"/>
-              <w:szCs w:val="24"/>
-            </w:rPr>
-            <w:instrText xml:space="preserve"> PAGEREF _Toc17961 \h </w:instrText>
-          </w:r>
-          <w:r>
-            <w:rPr>
-              <w:rFonts w:hint="eastAsia" w:ascii="Microsoft JhengHei" w:hAnsi="Microsoft JhengHei" w:eastAsia="Microsoft JhengHei" w:cs="Microsoft JhengHei"/>
-              <w:sz w:val="24"/>
-              <w:szCs w:val="24"/>
-            </w:rPr>
-            <w:fldChar w:fldCharType="separate"/>
-          </w:r>
-          <w:r>
-            <w:rPr>
-              <w:rFonts w:hint="eastAsia" w:ascii="Microsoft JhengHei" w:hAnsi="Microsoft JhengHei" w:eastAsia="Microsoft JhengHei" w:cs="Microsoft JhengHei"/>
-              <w:sz w:val="24"/>
-              <w:szCs w:val="24"/>
-            </w:rPr>
-            <w:t>9</w:t>
-          </w:r>
-          <w:r>
-            <w:rPr>
-              <w:rFonts w:hint="eastAsia" w:ascii="Microsoft JhengHei" w:hAnsi="Microsoft JhengHei" w:eastAsia="Microsoft JhengHei" w:cs="Microsoft JhengHei"/>
-              <w:sz w:val="24"/>
-              <w:szCs w:val="24"/>
-            </w:rPr>
-            <w:fldChar w:fldCharType="end"/>
-          </w:r>
-          <w:r>
-            <w:rPr>
-              <w:rFonts w:hint="eastAsia" w:ascii="Microsoft JhengHei" w:hAnsi="Microsoft JhengHei" w:eastAsia="Microsoft JhengHei" w:cs="Microsoft JhengHei"/>
-              <w:sz w:val="24"/>
+              <w:rFonts w:ascii="Times New Roman" w:hAnsi="Times New Roman" w:eastAsia="Times New Roman" w:cs="Times New Roman"/>
               <w:szCs w:val="24"/>
             </w:rPr>
             <w:fldChar w:fldCharType="end"/>
@@ -2230,88 +1119,753 @@
           </w:pPr>
           <w:r>
             <w:rPr>
-              <w:rFonts w:hint="eastAsia" w:ascii="Microsoft JhengHei" w:hAnsi="Microsoft JhengHei" w:eastAsia="Microsoft JhengHei" w:cs="Microsoft JhengHei"/>
-              <w:sz w:val="24"/>
+              <w:rFonts w:ascii="Times New Roman" w:hAnsi="Times New Roman" w:eastAsia="Times New Roman" w:cs="Times New Roman"/>
               <w:szCs w:val="24"/>
             </w:rPr>
             <w:fldChar w:fldCharType="begin"/>
           </w:r>
           <w:r>
             <w:rPr>
-              <w:rFonts w:hint="eastAsia" w:ascii="Microsoft JhengHei" w:hAnsi="Microsoft JhengHei" w:eastAsia="Microsoft JhengHei" w:cs="Microsoft JhengHei"/>
-              <w:sz w:val="24"/>
-              <w:szCs w:val="24"/>
-            </w:rPr>
-            <w:instrText xml:space="preserve"> HYPERLINK \l _Toc3918 </w:instrText>
-          </w:r>
-          <w:r>
-            <w:rPr>
-              <w:rFonts w:hint="eastAsia" w:ascii="Microsoft JhengHei" w:hAnsi="Microsoft JhengHei" w:eastAsia="Microsoft JhengHei" w:cs="Microsoft JhengHei"/>
-              <w:sz w:val="24"/>
+              <w:rFonts w:ascii="Times New Roman" w:hAnsi="Times New Roman" w:eastAsia="Times New Roman" w:cs="Times New Roman"/>
+              <w:szCs w:val="24"/>
+            </w:rPr>
+            <w:instrText xml:space="preserve"> HYPERLINK \l _Toc32221 </w:instrText>
+          </w:r>
+          <w:r>
+            <w:rPr>
+              <w:rFonts w:ascii="Times New Roman" w:hAnsi="Times New Roman" w:eastAsia="Times New Roman" w:cs="Times New Roman"/>
               <w:szCs w:val="24"/>
             </w:rPr>
             <w:fldChar w:fldCharType="separate"/>
           </w:r>
           <w:r>
             <w:rPr>
-              <w:rFonts w:hint="eastAsia" w:ascii="Microsoft JhengHei" w:hAnsi="Microsoft JhengHei" w:eastAsia="Microsoft JhengHei" w:cs="Microsoft JhengHei"/>
-              <w:sz w:val="24"/>
-              <w:szCs w:val="24"/>
-            </w:rPr>
-            <w:t>2.8. 应急管理小组</w:t>
-          </w:r>
-          <w:r>
-            <w:rPr>
-              <w:rFonts w:hint="eastAsia" w:ascii="Microsoft JhengHei" w:hAnsi="Microsoft JhengHei" w:eastAsia="Microsoft JhengHei" w:cs="Microsoft JhengHei"/>
-              <w:sz w:val="24"/>
-              <w:szCs w:val="24"/>
-            </w:rPr>
+              <w:rFonts w:hint="default"/>
+            </w:rPr>
+            <w:t xml:space="preserve">2.1. </w:t>
+          </w:r>
+          <w:r>
+            <w:t>总经理职责</w:t>
+          </w:r>
+          <w:r>
             <w:tab/>
           </w:r>
           <w:r>
-            <w:rPr>
-              <w:rFonts w:hint="eastAsia" w:ascii="Microsoft JhengHei" w:hAnsi="Microsoft JhengHei" w:eastAsia="Microsoft JhengHei" w:cs="Microsoft JhengHei"/>
-              <w:sz w:val="24"/>
-              <w:szCs w:val="24"/>
-            </w:rPr>
             <w:fldChar w:fldCharType="begin"/>
           </w:r>
           <w:r>
-            <w:rPr>
-              <w:rFonts w:hint="eastAsia" w:ascii="Microsoft JhengHei" w:hAnsi="Microsoft JhengHei" w:eastAsia="Microsoft JhengHei" w:cs="Microsoft JhengHei"/>
-              <w:sz w:val="24"/>
-              <w:szCs w:val="24"/>
-            </w:rPr>
-            <w:instrText xml:space="preserve"> PAGEREF _Toc3918 \h </w:instrText>
-          </w:r>
-          <w:r>
-            <w:rPr>
-              <w:rFonts w:hint="eastAsia" w:ascii="Microsoft JhengHei" w:hAnsi="Microsoft JhengHei" w:eastAsia="Microsoft JhengHei" w:cs="Microsoft JhengHei"/>
-              <w:sz w:val="24"/>
-              <w:szCs w:val="24"/>
-            </w:rPr>
+            <w:instrText xml:space="preserve"> PAGEREF _Toc32221 \h </w:instrText>
+          </w:r>
+          <w:r>
             <w:fldChar w:fldCharType="separate"/>
           </w:r>
           <w:r>
-            <w:rPr>
-              <w:rFonts w:hint="eastAsia" w:ascii="Microsoft JhengHei" w:hAnsi="Microsoft JhengHei" w:eastAsia="Microsoft JhengHei" w:cs="Microsoft JhengHei"/>
-              <w:sz w:val="24"/>
-              <w:szCs w:val="24"/>
-            </w:rPr>
+            <w:t>4</w:t>
+          </w:r>
+          <w:r>
+            <w:fldChar w:fldCharType="end"/>
+          </w:r>
+          <w:r>
+            <w:rPr>
+              <w:rFonts w:ascii="Times New Roman" w:hAnsi="Times New Roman" w:eastAsia="Times New Roman" w:cs="Times New Roman"/>
+              <w:szCs w:val="24"/>
+            </w:rPr>
+            <w:fldChar w:fldCharType="end"/>
+          </w:r>
+        </w:p>
+        <w:p>
+          <w:pPr>
+            <w:pStyle w:val="17"/>
+            <w:tabs>
+              <w:tab w:val="right" w:leader="dot" w:pos="8442"/>
+            </w:tabs>
+          </w:pPr>
+          <w:r>
+            <w:rPr>
+              <w:rFonts w:ascii="Times New Roman" w:hAnsi="Times New Roman" w:eastAsia="Times New Roman" w:cs="Times New Roman"/>
+              <w:szCs w:val="24"/>
+            </w:rPr>
+            <w:fldChar w:fldCharType="begin"/>
+          </w:r>
+          <w:r>
+            <w:rPr>
+              <w:rFonts w:ascii="Times New Roman" w:hAnsi="Times New Roman" w:eastAsia="Times New Roman" w:cs="Times New Roman"/>
+              <w:szCs w:val="24"/>
+            </w:rPr>
+            <w:instrText xml:space="preserve"> HYPERLINK \l _Toc13138 </w:instrText>
+          </w:r>
+          <w:r>
+            <w:rPr>
+              <w:rFonts w:ascii="Times New Roman" w:hAnsi="Times New Roman" w:eastAsia="Times New Roman" w:cs="Times New Roman"/>
+              <w:szCs w:val="24"/>
+            </w:rPr>
+            <w:fldChar w:fldCharType="separate"/>
+          </w:r>
+          <w:r>
+            <w:rPr>
+              <w:rFonts w:hint="default"/>
+            </w:rPr>
+            <w:t xml:space="preserve">2.2. </w:t>
+          </w:r>
+          <w:r>
+            <w:t>副总经理职责</w:t>
+          </w:r>
+          <w:r>
+            <w:tab/>
+          </w:r>
+          <w:r>
+            <w:fldChar w:fldCharType="begin"/>
+          </w:r>
+          <w:r>
+            <w:instrText xml:space="preserve"> PAGEREF _Toc13138 \h </w:instrText>
+          </w:r>
+          <w:r>
+            <w:fldChar w:fldCharType="separate"/>
+          </w:r>
+          <w:r>
+            <w:t>5</w:t>
+          </w:r>
+          <w:r>
+            <w:fldChar w:fldCharType="end"/>
+          </w:r>
+          <w:r>
+            <w:rPr>
+              <w:rFonts w:ascii="Times New Roman" w:hAnsi="Times New Roman" w:eastAsia="Times New Roman" w:cs="Times New Roman"/>
+              <w:szCs w:val="24"/>
+            </w:rPr>
+            <w:fldChar w:fldCharType="end"/>
+          </w:r>
+        </w:p>
+        <w:p>
+          <w:pPr>
+            <w:pStyle w:val="17"/>
+            <w:tabs>
+              <w:tab w:val="right" w:leader="dot" w:pos="8442"/>
+            </w:tabs>
+          </w:pPr>
+          <w:r>
+            <w:rPr>
+              <w:rFonts w:ascii="Times New Roman" w:hAnsi="Times New Roman" w:eastAsia="Times New Roman" w:cs="Times New Roman"/>
+              <w:szCs w:val="24"/>
+            </w:rPr>
+            <w:fldChar w:fldCharType="begin"/>
+          </w:r>
+          <w:r>
+            <w:rPr>
+              <w:rFonts w:ascii="Times New Roman" w:hAnsi="Times New Roman" w:eastAsia="Times New Roman" w:cs="Times New Roman"/>
+              <w:szCs w:val="24"/>
+            </w:rPr>
+            <w:instrText xml:space="preserve"> HYPERLINK \l _Toc7029 </w:instrText>
+          </w:r>
+          <w:r>
+            <w:rPr>
+              <w:rFonts w:ascii="Times New Roman" w:hAnsi="Times New Roman" w:eastAsia="Times New Roman" w:cs="Times New Roman"/>
+              <w:szCs w:val="24"/>
+            </w:rPr>
+            <w:fldChar w:fldCharType="separate"/>
+          </w:r>
+          <w:r>
+            <w:rPr>
+              <w:rFonts w:hint="default"/>
+            </w:rPr>
+            <w:t xml:space="preserve">2.3. </w:t>
+          </w:r>
+          <w:r>
+            <w:t>综合管理部</w:t>
+          </w:r>
+          <w:r>
+            <w:tab/>
+          </w:r>
+          <w:r>
+            <w:fldChar w:fldCharType="begin"/>
+          </w:r>
+          <w:r>
+            <w:instrText xml:space="preserve"> PAGEREF _Toc7029 \h </w:instrText>
+          </w:r>
+          <w:r>
+            <w:fldChar w:fldCharType="separate"/>
+          </w:r>
+          <w:r>
+            <w:t>5</w:t>
+          </w:r>
+          <w:r>
+            <w:fldChar w:fldCharType="end"/>
+          </w:r>
+          <w:r>
+            <w:rPr>
+              <w:rFonts w:ascii="Times New Roman" w:hAnsi="Times New Roman" w:eastAsia="Times New Roman" w:cs="Times New Roman"/>
+              <w:szCs w:val="24"/>
+            </w:rPr>
+            <w:fldChar w:fldCharType="end"/>
+          </w:r>
+        </w:p>
+        <w:p>
+          <w:pPr>
+            <w:pStyle w:val="13"/>
+            <w:tabs>
+              <w:tab w:val="right" w:leader="dot" w:pos="8442"/>
+            </w:tabs>
+          </w:pPr>
+          <w:r>
+            <w:rPr>
+              <w:rFonts w:ascii="Times New Roman" w:hAnsi="Times New Roman" w:eastAsia="Times New Roman" w:cs="Times New Roman"/>
+              <w:szCs w:val="24"/>
+            </w:rPr>
+            <w:fldChar w:fldCharType="begin"/>
+          </w:r>
+          <w:r>
+            <w:rPr>
+              <w:rFonts w:ascii="Times New Roman" w:hAnsi="Times New Roman" w:eastAsia="Times New Roman" w:cs="Times New Roman"/>
+              <w:szCs w:val="24"/>
+            </w:rPr>
+            <w:instrText xml:space="preserve"> HYPERLINK \l _Toc16184 </w:instrText>
+          </w:r>
+          <w:r>
+            <w:rPr>
+              <w:rFonts w:ascii="Times New Roman" w:hAnsi="Times New Roman" w:eastAsia="Times New Roman" w:cs="Times New Roman"/>
+              <w:szCs w:val="24"/>
+            </w:rPr>
+            <w:fldChar w:fldCharType="separate"/>
+          </w:r>
+          <w:r>
+            <w:rPr>
+              <w:rFonts w:hint="default"/>
+            </w:rPr>
+            <w:t xml:space="preserve">2.3.1. </w:t>
+          </w:r>
+          <w:r>
+            <w:t>人力部</w:t>
+          </w:r>
+          <w:r>
+            <w:tab/>
+          </w:r>
+          <w:r>
+            <w:fldChar w:fldCharType="begin"/>
+          </w:r>
+          <w:r>
+            <w:instrText xml:space="preserve"> PAGEREF _Toc16184 \h </w:instrText>
+          </w:r>
+          <w:r>
+            <w:fldChar w:fldCharType="separate"/>
+          </w:r>
+          <w:r>
+            <w:t>5</w:t>
+          </w:r>
+          <w:r>
+            <w:fldChar w:fldCharType="end"/>
+          </w:r>
+          <w:r>
+            <w:rPr>
+              <w:rFonts w:ascii="Times New Roman" w:hAnsi="Times New Roman" w:eastAsia="Times New Roman" w:cs="Times New Roman"/>
+              <w:szCs w:val="24"/>
+            </w:rPr>
+            <w:fldChar w:fldCharType="end"/>
+          </w:r>
+        </w:p>
+        <w:p>
+          <w:pPr>
+            <w:pStyle w:val="17"/>
+            <w:tabs>
+              <w:tab w:val="right" w:leader="dot" w:pos="8442"/>
+            </w:tabs>
+          </w:pPr>
+          <w:r>
+            <w:rPr>
+              <w:rFonts w:ascii="Times New Roman" w:hAnsi="Times New Roman" w:eastAsia="Times New Roman" w:cs="Times New Roman"/>
+              <w:szCs w:val="24"/>
+            </w:rPr>
+            <w:fldChar w:fldCharType="begin"/>
+          </w:r>
+          <w:r>
+            <w:rPr>
+              <w:rFonts w:ascii="Times New Roman" w:hAnsi="Times New Roman" w:eastAsia="Times New Roman" w:cs="Times New Roman"/>
+              <w:szCs w:val="24"/>
+            </w:rPr>
+            <w:instrText xml:space="preserve"> HYPERLINK \l _Toc7774 </w:instrText>
+          </w:r>
+          <w:r>
+            <w:rPr>
+              <w:rFonts w:ascii="Times New Roman" w:hAnsi="Times New Roman" w:eastAsia="Times New Roman" w:cs="Times New Roman"/>
+              <w:szCs w:val="24"/>
+            </w:rPr>
+            <w:fldChar w:fldCharType="separate"/>
+          </w:r>
+          <w:r>
+            <w:rPr>
+              <w:rFonts w:hint="default"/>
+            </w:rPr>
+            <w:t xml:space="preserve">2.4. </w:t>
+          </w:r>
+          <w:r>
+            <w:t>采购部</w:t>
+          </w:r>
+          <w:r>
+            <w:tab/>
+          </w:r>
+          <w:r>
+            <w:fldChar w:fldCharType="begin"/>
+          </w:r>
+          <w:r>
+            <w:instrText xml:space="preserve"> PAGEREF _Toc7774 \h </w:instrText>
+          </w:r>
+          <w:r>
+            <w:fldChar w:fldCharType="separate"/>
+          </w:r>
+          <w:r>
+            <w:t>6</w:t>
+          </w:r>
+          <w:r>
+            <w:fldChar w:fldCharType="end"/>
+          </w:r>
+          <w:r>
+            <w:rPr>
+              <w:rFonts w:ascii="Times New Roman" w:hAnsi="Times New Roman" w:eastAsia="Times New Roman" w:cs="Times New Roman"/>
+              <w:szCs w:val="24"/>
+            </w:rPr>
+            <w:fldChar w:fldCharType="end"/>
+          </w:r>
+        </w:p>
+        <w:p>
+          <w:pPr>
+            <w:pStyle w:val="17"/>
+            <w:tabs>
+              <w:tab w:val="right" w:leader="dot" w:pos="8442"/>
+            </w:tabs>
+          </w:pPr>
+          <w:r>
+            <w:rPr>
+              <w:rFonts w:ascii="Times New Roman" w:hAnsi="Times New Roman" w:eastAsia="Times New Roman" w:cs="Times New Roman"/>
+              <w:szCs w:val="24"/>
+            </w:rPr>
+            <w:fldChar w:fldCharType="begin"/>
+          </w:r>
+          <w:r>
+            <w:rPr>
+              <w:rFonts w:ascii="Times New Roman" w:hAnsi="Times New Roman" w:eastAsia="Times New Roman" w:cs="Times New Roman"/>
+              <w:szCs w:val="24"/>
+            </w:rPr>
+            <w:instrText xml:space="preserve"> HYPERLINK \l _Toc17613 </w:instrText>
+          </w:r>
+          <w:r>
+            <w:rPr>
+              <w:rFonts w:ascii="Times New Roman" w:hAnsi="Times New Roman" w:eastAsia="Times New Roman" w:cs="Times New Roman"/>
+              <w:szCs w:val="24"/>
+            </w:rPr>
+            <w:fldChar w:fldCharType="separate"/>
+          </w:r>
+          <w:r>
+            <w:rPr>
+              <w:rFonts w:hint="default"/>
+            </w:rPr>
+            <w:t xml:space="preserve">2.5. </w:t>
+          </w:r>
+          <w:r>
+            <w:t>运维部</w:t>
+          </w:r>
+          <w:r>
+            <w:tab/>
+          </w:r>
+          <w:r>
+            <w:fldChar w:fldCharType="begin"/>
+          </w:r>
+          <w:r>
+            <w:instrText xml:space="preserve"> PAGEREF _Toc17613 \h </w:instrText>
+          </w:r>
+          <w:r>
+            <w:fldChar w:fldCharType="separate"/>
+          </w:r>
+          <w:r>
+            <w:t>7</w:t>
+          </w:r>
+          <w:r>
+            <w:fldChar w:fldCharType="end"/>
+          </w:r>
+          <w:r>
+            <w:rPr>
+              <w:rFonts w:ascii="Times New Roman" w:hAnsi="Times New Roman" w:eastAsia="Times New Roman" w:cs="Times New Roman"/>
+              <w:szCs w:val="24"/>
+            </w:rPr>
+            <w:fldChar w:fldCharType="end"/>
+          </w:r>
+        </w:p>
+        <w:p>
+          <w:pPr>
+            <w:pStyle w:val="13"/>
+            <w:tabs>
+              <w:tab w:val="right" w:leader="dot" w:pos="8442"/>
+            </w:tabs>
+          </w:pPr>
+          <w:r>
+            <w:rPr>
+              <w:rFonts w:ascii="Times New Roman" w:hAnsi="Times New Roman" w:eastAsia="Times New Roman" w:cs="Times New Roman"/>
+              <w:szCs w:val="24"/>
+            </w:rPr>
+            <w:fldChar w:fldCharType="begin"/>
+          </w:r>
+          <w:r>
+            <w:rPr>
+              <w:rFonts w:ascii="Times New Roman" w:hAnsi="Times New Roman" w:eastAsia="Times New Roman" w:cs="Times New Roman"/>
+              <w:szCs w:val="24"/>
+            </w:rPr>
+            <w:instrText xml:space="preserve"> HYPERLINK \l _Toc23623 </w:instrText>
+          </w:r>
+          <w:r>
+            <w:rPr>
+              <w:rFonts w:ascii="Times New Roman" w:hAnsi="Times New Roman" w:eastAsia="Times New Roman" w:cs="Times New Roman"/>
+              <w:szCs w:val="24"/>
+            </w:rPr>
+            <w:fldChar w:fldCharType="separate"/>
+          </w:r>
+          <w:r>
+            <w:rPr>
+              <w:rFonts w:hint="default"/>
+            </w:rPr>
+            <w:t xml:space="preserve">2.5.1. </w:t>
+          </w:r>
+          <w:r>
+            <w:t>服务台</w:t>
+          </w:r>
+          <w:r>
+            <w:tab/>
+          </w:r>
+          <w:r>
+            <w:fldChar w:fldCharType="begin"/>
+          </w:r>
+          <w:r>
+            <w:instrText xml:space="preserve"> PAGEREF _Toc23623 \h </w:instrText>
+          </w:r>
+          <w:r>
+            <w:fldChar w:fldCharType="separate"/>
+          </w:r>
+          <w:r>
+            <w:t>8</w:t>
+          </w:r>
+          <w:r>
+            <w:fldChar w:fldCharType="end"/>
+          </w:r>
+          <w:r>
+            <w:rPr>
+              <w:rFonts w:ascii="Times New Roman" w:hAnsi="Times New Roman" w:eastAsia="Times New Roman" w:cs="Times New Roman"/>
+              <w:szCs w:val="24"/>
+            </w:rPr>
+            <w:fldChar w:fldCharType="end"/>
+          </w:r>
+        </w:p>
+        <w:p>
+          <w:pPr>
+            <w:pStyle w:val="13"/>
+            <w:tabs>
+              <w:tab w:val="right" w:leader="dot" w:pos="8442"/>
+            </w:tabs>
+          </w:pPr>
+          <w:r>
+            <w:rPr>
+              <w:rFonts w:ascii="Times New Roman" w:hAnsi="Times New Roman" w:eastAsia="Times New Roman" w:cs="Times New Roman"/>
+              <w:szCs w:val="24"/>
+            </w:rPr>
+            <w:fldChar w:fldCharType="begin"/>
+          </w:r>
+          <w:r>
+            <w:rPr>
+              <w:rFonts w:ascii="Times New Roman" w:hAnsi="Times New Roman" w:eastAsia="Times New Roman" w:cs="Times New Roman"/>
+              <w:szCs w:val="24"/>
+            </w:rPr>
+            <w:instrText xml:space="preserve"> HYPERLINK \l _Toc12852 </w:instrText>
+          </w:r>
+          <w:r>
+            <w:rPr>
+              <w:rFonts w:ascii="Times New Roman" w:hAnsi="Times New Roman" w:eastAsia="Times New Roman" w:cs="Times New Roman"/>
+              <w:szCs w:val="24"/>
+            </w:rPr>
+            <w:fldChar w:fldCharType="separate"/>
+          </w:r>
+          <w:r>
+            <w:rPr>
+              <w:rFonts w:hint="default"/>
+            </w:rPr>
+            <w:t xml:space="preserve">2.5.2. </w:t>
+          </w:r>
+          <w:r>
+            <w:t>备件库</w:t>
+          </w:r>
+          <w:r>
+            <w:tab/>
+          </w:r>
+          <w:r>
+            <w:fldChar w:fldCharType="begin"/>
+          </w:r>
+          <w:r>
+            <w:instrText xml:space="preserve"> PAGEREF _Toc12852 \h </w:instrText>
+          </w:r>
+          <w:r>
+            <w:fldChar w:fldCharType="separate"/>
+          </w:r>
+          <w:r>
+            <w:t>9</w:t>
+          </w:r>
+          <w:r>
+            <w:fldChar w:fldCharType="end"/>
+          </w:r>
+          <w:r>
+            <w:rPr>
+              <w:rFonts w:ascii="Times New Roman" w:hAnsi="Times New Roman" w:eastAsia="Times New Roman" w:cs="Times New Roman"/>
+              <w:szCs w:val="24"/>
+            </w:rPr>
+            <w:fldChar w:fldCharType="end"/>
+          </w:r>
+        </w:p>
+        <w:p>
+          <w:pPr>
+            <w:pStyle w:val="13"/>
+            <w:tabs>
+              <w:tab w:val="right" w:leader="dot" w:pos="8442"/>
+            </w:tabs>
+          </w:pPr>
+          <w:r>
+            <w:rPr>
+              <w:rFonts w:ascii="Times New Roman" w:hAnsi="Times New Roman" w:eastAsia="Times New Roman" w:cs="Times New Roman"/>
+              <w:szCs w:val="24"/>
+            </w:rPr>
+            <w:fldChar w:fldCharType="begin"/>
+          </w:r>
+          <w:r>
+            <w:rPr>
+              <w:rFonts w:ascii="Times New Roman" w:hAnsi="Times New Roman" w:eastAsia="Times New Roman" w:cs="Times New Roman"/>
+              <w:szCs w:val="24"/>
+            </w:rPr>
+            <w:instrText xml:space="preserve"> HYPERLINK \l _Toc25935 </w:instrText>
+          </w:r>
+          <w:r>
+            <w:rPr>
+              <w:rFonts w:ascii="Times New Roman" w:hAnsi="Times New Roman" w:eastAsia="Times New Roman" w:cs="Times New Roman"/>
+              <w:szCs w:val="24"/>
+            </w:rPr>
+            <w:fldChar w:fldCharType="separate"/>
+          </w:r>
+          <w:r>
+            <w:rPr>
+              <w:rFonts w:hint="default"/>
+              <w:lang w:val="en-US"/>
+            </w:rPr>
+            <w:t xml:space="preserve">2.5.3. </w:t>
+          </w:r>
+          <w:r>
+            <w:rPr>
+              <w:rFonts w:hint="eastAsia"/>
+              <w:lang w:val="en-US" w:eastAsia="zh-CN"/>
+            </w:rPr>
+            <w:t>服务知识</w:t>
+          </w:r>
+          <w:r>
+            <w:tab/>
+          </w:r>
+          <w:r>
+            <w:fldChar w:fldCharType="begin"/>
+          </w:r>
+          <w:r>
+            <w:instrText xml:space="preserve"> PAGEREF _Toc25935 \h </w:instrText>
+          </w:r>
+          <w:r>
+            <w:fldChar w:fldCharType="separate"/>
+          </w:r>
+          <w:r>
+            <w:t>9</w:t>
+          </w:r>
+          <w:r>
+            <w:fldChar w:fldCharType="end"/>
+          </w:r>
+          <w:r>
+            <w:rPr>
+              <w:rFonts w:ascii="Times New Roman" w:hAnsi="Times New Roman" w:eastAsia="Times New Roman" w:cs="Times New Roman"/>
+              <w:szCs w:val="24"/>
+            </w:rPr>
+            <w:fldChar w:fldCharType="end"/>
+          </w:r>
+        </w:p>
+        <w:p>
+          <w:pPr>
+            <w:pStyle w:val="17"/>
+            <w:tabs>
+              <w:tab w:val="right" w:leader="dot" w:pos="8442"/>
+            </w:tabs>
+          </w:pPr>
+          <w:r>
+            <w:rPr>
+              <w:rFonts w:ascii="Times New Roman" w:hAnsi="Times New Roman" w:eastAsia="Times New Roman" w:cs="Times New Roman"/>
+              <w:szCs w:val="24"/>
+            </w:rPr>
+            <w:fldChar w:fldCharType="begin"/>
+          </w:r>
+          <w:r>
+            <w:rPr>
+              <w:rFonts w:ascii="Times New Roman" w:hAnsi="Times New Roman" w:eastAsia="Times New Roman" w:cs="Times New Roman"/>
+              <w:szCs w:val="24"/>
+            </w:rPr>
+            <w:instrText xml:space="preserve"> HYPERLINK \l _Toc20359 </w:instrText>
+          </w:r>
+          <w:r>
+            <w:rPr>
+              <w:rFonts w:ascii="Times New Roman" w:hAnsi="Times New Roman" w:eastAsia="Times New Roman" w:cs="Times New Roman"/>
+              <w:szCs w:val="24"/>
+            </w:rPr>
+            <w:fldChar w:fldCharType="separate"/>
+          </w:r>
+          <w:r>
+            <w:rPr>
+              <w:rFonts w:hint="default"/>
+            </w:rPr>
+            <w:t xml:space="preserve">2.6. </w:t>
+          </w:r>
+          <w:r>
+            <w:t>质量部</w:t>
+          </w:r>
+          <w:r>
+            <w:tab/>
+          </w:r>
+          <w:r>
+            <w:fldChar w:fldCharType="begin"/>
+          </w:r>
+          <w:r>
+            <w:instrText xml:space="preserve"> PAGEREF _Toc20359 \h </w:instrText>
+          </w:r>
+          <w:r>
+            <w:fldChar w:fldCharType="separate"/>
+          </w:r>
+          <w:r>
             <w:t>10</w:t>
           </w:r>
           <w:r>
-            <w:rPr>
-              <w:rFonts w:hint="eastAsia" w:ascii="Microsoft JhengHei" w:hAnsi="Microsoft JhengHei" w:eastAsia="Microsoft JhengHei" w:cs="Microsoft JhengHei"/>
-              <w:sz w:val="24"/>
-              <w:szCs w:val="24"/>
-            </w:rPr>
             <w:fldChar w:fldCharType="end"/>
           </w:r>
           <w:r>
             <w:rPr>
-              <w:rFonts w:hint="eastAsia" w:ascii="Microsoft JhengHei" w:hAnsi="Microsoft JhengHei" w:eastAsia="Microsoft JhengHei" w:cs="Microsoft JhengHei"/>
-              <w:sz w:val="24"/>
+              <w:rFonts w:ascii="Times New Roman" w:hAnsi="Times New Roman" w:eastAsia="Times New Roman" w:cs="Times New Roman"/>
+              <w:szCs w:val="24"/>
+            </w:rPr>
+            <w:fldChar w:fldCharType="end"/>
+          </w:r>
+        </w:p>
+        <w:p>
+          <w:pPr>
+            <w:pStyle w:val="17"/>
+            <w:tabs>
+              <w:tab w:val="right" w:leader="dot" w:pos="8442"/>
+            </w:tabs>
+          </w:pPr>
+          <w:r>
+            <w:rPr>
+              <w:rFonts w:ascii="Times New Roman" w:hAnsi="Times New Roman" w:eastAsia="Times New Roman" w:cs="Times New Roman"/>
+              <w:szCs w:val="24"/>
+            </w:rPr>
+            <w:fldChar w:fldCharType="begin"/>
+          </w:r>
+          <w:r>
+            <w:rPr>
+              <w:rFonts w:ascii="Times New Roman" w:hAnsi="Times New Roman" w:eastAsia="Times New Roman" w:cs="Times New Roman"/>
+              <w:szCs w:val="24"/>
+            </w:rPr>
+            <w:instrText xml:space="preserve"> HYPERLINK \l _Toc24505 </w:instrText>
+          </w:r>
+          <w:r>
+            <w:rPr>
+              <w:rFonts w:ascii="Times New Roman" w:hAnsi="Times New Roman" w:eastAsia="Times New Roman" w:cs="Times New Roman"/>
+              <w:szCs w:val="24"/>
+            </w:rPr>
+            <w:fldChar w:fldCharType="separate"/>
+          </w:r>
+          <w:r>
+            <w:rPr>
+              <w:rFonts w:hint="default"/>
+            </w:rPr>
+            <w:t xml:space="preserve">2.7. </w:t>
+          </w:r>
+          <w:r>
+            <w:t>研发部</w:t>
+          </w:r>
+          <w:r>
+            <w:tab/>
+          </w:r>
+          <w:r>
+            <w:fldChar w:fldCharType="begin"/>
+          </w:r>
+          <w:r>
+            <w:instrText xml:space="preserve"> PAGEREF _Toc24505 \h </w:instrText>
+          </w:r>
+          <w:r>
+            <w:fldChar w:fldCharType="separate"/>
+          </w:r>
+          <w:r>
+            <w:t>10</w:t>
+          </w:r>
+          <w:r>
+            <w:fldChar w:fldCharType="end"/>
+          </w:r>
+          <w:r>
+            <w:rPr>
+              <w:rFonts w:ascii="Times New Roman" w:hAnsi="Times New Roman" w:eastAsia="Times New Roman" w:cs="Times New Roman"/>
+              <w:szCs w:val="24"/>
+            </w:rPr>
+            <w:fldChar w:fldCharType="end"/>
+          </w:r>
+        </w:p>
+        <w:p>
+          <w:pPr>
+            <w:pStyle w:val="17"/>
+            <w:tabs>
+              <w:tab w:val="right" w:leader="dot" w:pos="8442"/>
+            </w:tabs>
+          </w:pPr>
+          <w:r>
+            <w:rPr>
+              <w:rFonts w:ascii="Times New Roman" w:hAnsi="Times New Roman" w:eastAsia="Times New Roman" w:cs="Times New Roman"/>
+              <w:szCs w:val="24"/>
+            </w:rPr>
+            <w:fldChar w:fldCharType="begin"/>
+          </w:r>
+          <w:r>
+            <w:rPr>
+              <w:rFonts w:ascii="Times New Roman" w:hAnsi="Times New Roman" w:eastAsia="Times New Roman" w:cs="Times New Roman"/>
+              <w:szCs w:val="24"/>
+            </w:rPr>
+            <w:instrText xml:space="preserve"> HYPERLINK \l _Toc30279 </w:instrText>
+          </w:r>
+          <w:r>
+            <w:rPr>
+              <w:rFonts w:ascii="Times New Roman" w:hAnsi="Times New Roman" w:eastAsia="Times New Roman" w:cs="Times New Roman"/>
+              <w:szCs w:val="24"/>
+            </w:rPr>
+            <w:fldChar w:fldCharType="separate"/>
+          </w:r>
+          <w:r>
+            <w:rPr>
+              <w:rFonts w:hint="default"/>
+            </w:rPr>
+            <w:t xml:space="preserve">2.8. </w:t>
+          </w:r>
+          <w:r>
+            <w:t>应急管理小组</w:t>
+          </w:r>
+          <w:r>
+            <w:tab/>
+          </w:r>
+          <w:r>
+            <w:fldChar w:fldCharType="begin"/>
+          </w:r>
+          <w:r>
+            <w:instrText xml:space="preserve"> PAGEREF _Toc30279 \h </w:instrText>
+          </w:r>
+          <w:r>
+            <w:fldChar w:fldCharType="separate"/>
+          </w:r>
+          <w:r>
+            <w:t>11</w:t>
+          </w:r>
+          <w:r>
+            <w:fldChar w:fldCharType="end"/>
+          </w:r>
+          <w:r>
+            <w:rPr>
+              <w:rFonts w:ascii="Times New Roman" w:hAnsi="Times New Roman" w:eastAsia="Times New Roman" w:cs="Times New Roman"/>
               <w:szCs w:val="24"/>
             </w:rPr>
             <w:fldChar w:fldCharType="end"/>
@@ -2365,15 +1919,15 @@
         <w:pStyle w:val="26"/>
         <w:bidi w:val="0"/>
       </w:pPr>
-      <w:bookmarkStart w:id="1" w:name="bookmark1"/>
-      <w:bookmarkEnd w:id="1"/>
-      <w:bookmarkStart w:id="2" w:name="bookmark13"/>
-      <w:bookmarkEnd w:id="2"/>
-      <w:bookmarkStart w:id="3" w:name="_Toc32458"/>
+      <w:bookmarkStart w:id="3" w:name="bookmark13"/>
+      <w:bookmarkEnd w:id="3"/>
+      <w:bookmarkStart w:id="4" w:name="bookmark1"/>
+      <w:bookmarkEnd w:id="4"/>
+      <w:bookmarkStart w:id="5" w:name="_Toc22600"/>
       <w:r>
         <w:t>公司组织架构</w:t>
       </w:r>
-      <w:bookmarkEnd w:id="3"/>
+      <w:bookmarkEnd w:id="5"/>
     </w:p>
     <w:p>
       <w:pPr>
@@ -2425,126 +1979,81 @@
         <w:spacing w:before="185" w:line="366" w:lineRule="auto"/>
         <w:ind w:left="42" w:right="301" w:firstLine="478"/>
         <w:rPr>
-          <w:rFonts w:hint="default" w:ascii="宋体" w:hAnsi="宋体" w:eastAsia="宋体" w:cs="宋体"/>
-          <w:spacing w:val="-6"/>
-          <w:sz w:val="24"/>
-          <w:szCs w:val="24"/>
-          <w:lang w:val="en-US" w:eastAsia="zh-CN"/>
-        </w:rPr>
-      </w:pPr>
-      <w:r>
-        <w:rPr>
           <w:rFonts w:hint="eastAsia" w:ascii="宋体" w:hAnsi="宋体" w:cs="宋体"/>
           <w:spacing w:val="-6"/>
           <w:sz w:val="24"/>
           <w:szCs w:val="24"/>
           <w:lang w:val="en-US" w:eastAsia="zh-CN"/>
         </w:rPr>
+      </w:pPr>
+      <w:r>
+        <w:rPr>
+          <w:rFonts w:hint="eastAsia" w:ascii="宋体" w:hAnsi="宋体" w:cs="宋体"/>
+          <w:spacing w:val="-6"/>
+          <w:sz w:val="24"/>
+          <w:szCs w:val="24"/>
+          <w:lang w:val="en-US" w:eastAsia="zh-CN"/>
+        </w:rPr>
         <w:t>其中深蓝色为运维相关部门</w:t>
       </w:r>
     </w:p>
     <w:p>
       <w:pPr>
-        <w:pStyle w:val="12"/>
-        <w:spacing w:line="272" w:lineRule="auto"/>
-      </w:pPr>
-    </w:p>
-    <w:p>
-      <w:pPr>
-        <w:pStyle w:val="12"/>
-        <w:spacing w:line="272" w:lineRule="auto"/>
-      </w:pPr>
-    </w:p>
-    <w:p>
-      <w:pPr>
-        <w:spacing w:line="3710" w:lineRule="exact"/>
-        <w:ind w:firstLine="463"/>
-      </w:pPr>
-      <w:r>
-        <w:drawing>
-          <wp:anchor distT="0" distB="0" distL="114300" distR="114300" simplePos="0" relativeHeight="251659264" behindDoc="0" locked="0" layoutInCell="1" allowOverlap="1">
-            <wp:simplePos x="0" y="0"/>
-            <wp:positionH relativeFrom="column">
-              <wp:posOffset>294005</wp:posOffset>
-            </wp:positionH>
-            <wp:positionV relativeFrom="paragraph">
-              <wp:posOffset>-340360</wp:posOffset>
-            </wp:positionV>
-            <wp:extent cx="5302250" cy="2215515"/>
-            <wp:effectExtent l="0" t="0" r="1270" b="9525"/>
-            <wp:wrapSquare wrapText="bothSides"/>
-            <wp:docPr id="4" name="图片 2"/>
-            <wp:cNvGraphicFramePr>
-              <a:graphicFrameLocks xmlns:a="http://schemas.openxmlformats.org/drawingml/2006/main" noChangeAspect="1"/>
-            </wp:cNvGraphicFramePr>
-            <a:graphic xmlns:a="http://schemas.openxmlformats.org/drawingml/2006/main">
-              <a:graphicData uri="http://schemas.openxmlformats.org/drawingml/2006/picture">
-                <pic:pic xmlns:pic="http://schemas.openxmlformats.org/drawingml/2006/picture">
-                  <pic:nvPicPr>
-                    <pic:cNvPr id="4" name="图片 2"/>
-                    <pic:cNvPicPr>
-                      <a:picLocks noChangeAspect="1"/>
-                    </pic:cNvPicPr>
-                  </pic:nvPicPr>
-                  <pic:blipFill>
-                    <a:blip r:embed="rId9"/>
-                    <a:stretch>
-                      <a:fillRect/>
-                    </a:stretch>
-                  </pic:blipFill>
-                  <pic:spPr>
-                    <a:xfrm>
-                      <a:off x="0" y="0"/>
-                      <a:ext cx="5302250" cy="2215515"/>
-                    </a:xfrm>
-                    <a:prstGeom prst="rect">
-                      <a:avLst/>
-                    </a:prstGeom>
-                    <a:noFill/>
-                    <a:ln>
-                      <a:noFill/>
-                    </a:ln>
-                  </pic:spPr>
-                </pic:pic>
-              </a:graphicData>
-            </a:graphic>
-          </wp:anchor>
-        </w:drawing>
-      </w:r>
-    </w:p>
-    <w:p>
-      <w:pPr>
-        <w:pStyle w:val="12"/>
-        <w:spacing w:line="314" w:lineRule="auto"/>
-      </w:pPr>
-    </w:p>
-    <w:p>
-      <w:pPr>
-        <w:pStyle w:val="12"/>
-        <w:spacing w:line="314" w:lineRule="auto"/>
-      </w:pPr>
+        <w:spacing w:before="185" w:line="366" w:lineRule="auto"/>
+        <w:ind w:right="301"/>
+        <w:rPr>
+          <w:rFonts w:hint="default" w:ascii="宋体" w:hAnsi="宋体" w:cs="宋体"/>
+          <w:spacing w:val="-6"/>
+          <w:sz w:val="24"/>
+          <w:szCs w:val="24"/>
+          <w:lang w:val="en-US" w:eastAsia="zh-CN"/>
+        </w:rPr>
+      </w:pPr>
+      <w:r>
+        <w:rPr>
+          <w:rFonts w:hint="default" w:ascii="宋体" w:hAnsi="宋体" w:cs="宋体"/>
+          <w:spacing w:val="-6"/>
+          <w:sz w:val="24"/>
+          <w:szCs w:val="24"/>
+          <w:lang w:val="en-US" w:eastAsia="zh-CN"/>
+        </w:rPr>
+        <w:object>
+          <v:shape id="_x0000_i1025" o:spt="75" type="#_x0000_t75" style="height:172.75pt;width:466.85pt;" o:ole="t" filled="f" o:preferrelative="t" stroked="f" coordsize="21600,21600">
+            <v:path/>
+            <v:fill on="f" focussize="0,0"/>
+            <v:stroke on="f"/>
+            <v:imagedata r:id="rId10" o:title=""/>
+            <o:lock v:ext="edit" aspectratio="t"/>
+            <w10:wrap type="none"/>
+            <w10:anchorlock/>
+          </v:shape>
+          <o:OLEObject Type="Embed" ProgID="Visio.Drawing.15" ShapeID="_x0000_i1025" DrawAspect="Content" ObjectID="_1468075725" r:id="rId9">
+            <o:LockedField>false</o:LockedField>
+          </o:OLEObject>
+        </w:object>
+      </w:r>
     </w:p>
     <w:p>
       <w:pPr>
         <w:pStyle w:val="26"/>
         <w:bidi w:val="0"/>
       </w:pPr>
-      <w:bookmarkStart w:id="4" w:name="_Toc12750"/>
+      <w:bookmarkStart w:id="6" w:name="_Toc27825"/>
       <w:r>
         <w:t>部门及职责</w:t>
       </w:r>
-      <w:bookmarkEnd w:id="4"/>
+      <w:bookmarkEnd w:id="6"/>
     </w:p>
     <w:p>
       <w:pPr>
         <w:pStyle w:val="28"/>
         <w:bidi w:val="0"/>
       </w:pPr>
-      <w:bookmarkStart w:id="5" w:name="_Toc1257"/>
+      <w:bookmarkStart w:id="7" w:name="_Toc32221"/>
       <w:r>
         <w:t>总经理职责</w:t>
       </w:r>
-      <w:bookmarkEnd w:id="5"/>
+      <w:bookmarkEnd w:id="7"/>
     </w:p>
     <w:p>
       <w:pPr>
@@ -2643,13 +2152,13 @@
         <w:pStyle w:val="28"/>
         <w:bidi w:val="0"/>
       </w:pPr>
-      <w:bookmarkStart w:id="6" w:name="bookmark14"/>
-      <w:bookmarkEnd w:id="6"/>
-      <w:bookmarkStart w:id="7" w:name="_Toc23058"/>
+      <w:bookmarkStart w:id="8" w:name="bookmark14"/>
+      <w:bookmarkEnd w:id="8"/>
+      <w:bookmarkStart w:id="9" w:name="_Toc13138"/>
       <w:r>
         <w:t>副总经理职责</w:t>
       </w:r>
-      <w:bookmarkEnd w:id="7"/>
+      <w:bookmarkEnd w:id="9"/>
     </w:p>
     <w:p>
       <w:pPr>
@@ -2748,22 +2257,22 @@
         <w:pStyle w:val="28"/>
         <w:bidi w:val="0"/>
       </w:pPr>
-      <w:bookmarkStart w:id="8" w:name="_Toc30302"/>
+      <w:bookmarkStart w:id="10" w:name="_Toc7029"/>
       <w:r>
         <w:t>综合管理部</w:t>
       </w:r>
-      <w:bookmarkEnd w:id="8"/>
+      <w:bookmarkEnd w:id="10"/>
     </w:p>
     <w:p>
       <w:pPr>
         <w:pStyle w:val="29"/>
         <w:bidi w:val="0"/>
       </w:pPr>
-      <w:bookmarkStart w:id="9" w:name="_Toc30866"/>
+      <w:bookmarkStart w:id="11" w:name="_Toc16184"/>
       <w:r>
         <w:t>人力部</w:t>
       </w:r>
-      <w:bookmarkEnd w:id="9"/>
+      <w:bookmarkEnd w:id="11"/>
     </w:p>
     <w:p>
       <w:pPr>
@@ -2920,8 +2429,8 @@
           <w:szCs w:val="24"/>
         </w:rPr>
       </w:pPr>
-      <w:bookmarkStart w:id="10" w:name="bookmark15"/>
-      <w:bookmarkEnd w:id="10"/>
+      <w:bookmarkStart w:id="12" w:name="bookmark15"/>
+      <w:bookmarkEnd w:id="12"/>
       <w:r>
         <w:rPr>
           <w:rFonts w:ascii="宋体" w:hAnsi="宋体" w:eastAsia="宋体" w:cs="宋体"/>
@@ -3093,13 +2602,13 @@
         <w:pStyle w:val="28"/>
         <w:bidi w:val="0"/>
       </w:pPr>
-      <w:bookmarkStart w:id="11" w:name="bookmark16"/>
-      <w:bookmarkEnd w:id="11"/>
-      <w:bookmarkStart w:id="12" w:name="_Toc11613"/>
+      <w:bookmarkStart w:id="13" w:name="bookmark16"/>
+      <w:bookmarkEnd w:id="13"/>
+      <w:bookmarkStart w:id="14" w:name="_Toc7774"/>
       <w:r>
         <w:t>采购部</w:t>
       </w:r>
-      <w:bookmarkEnd w:id="12"/>
+      <w:bookmarkEnd w:id="14"/>
     </w:p>
     <w:p>
       <w:pPr>
@@ -3457,13 +2966,13 @@
         <w:pStyle w:val="28"/>
         <w:bidi w:val="0"/>
       </w:pPr>
-      <w:bookmarkStart w:id="13" w:name="bookmark17"/>
-      <w:bookmarkEnd w:id="13"/>
-      <w:bookmarkStart w:id="14" w:name="_Toc23223"/>
+      <w:bookmarkStart w:id="15" w:name="bookmark17"/>
+      <w:bookmarkEnd w:id="15"/>
+      <w:bookmarkStart w:id="16" w:name="_Toc17613"/>
       <w:r>
         <w:t>运维部</w:t>
       </w:r>
-      <w:bookmarkEnd w:id="14"/>
+      <w:bookmarkEnd w:id="16"/>
     </w:p>
     <w:p>
       <w:pPr>
@@ -3988,11 +3497,11 @@
         <w:pStyle w:val="29"/>
         <w:bidi w:val="0"/>
       </w:pPr>
-      <w:bookmarkStart w:id="15" w:name="_Toc13734"/>
+      <w:bookmarkStart w:id="17" w:name="_Toc23623"/>
       <w:r>
         <w:t>服务台</w:t>
       </w:r>
-      <w:bookmarkEnd w:id="15"/>
+      <w:bookmarkEnd w:id="17"/>
     </w:p>
     <w:p>
       <w:pPr>
@@ -4055,8 +3564,8 @@
           <w:szCs w:val="24"/>
         </w:rPr>
       </w:pPr>
-      <w:bookmarkStart w:id="16" w:name="bookmark18"/>
-      <w:bookmarkEnd w:id="16"/>
+      <w:bookmarkStart w:id="18" w:name="bookmark18"/>
+      <w:bookmarkEnd w:id="18"/>
       <w:r>
         <w:rPr>
           <w:rFonts w:ascii="宋体" w:hAnsi="宋体" w:eastAsia="宋体" w:cs="宋体"/>
@@ -4330,11 +3839,11 @@
         <w:pStyle w:val="29"/>
         <w:bidi w:val="0"/>
       </w:pPr>
-      <w:bookmarkStart w:id="17" w:name="_Toc26964"/>
+      <w:bookmarkStart w:id="19" w:name="_Toc12852"/>
       <w:r>
         <w:t>备件库</w:t>
       </w:r>
-      <w:bookmarkEnd w:id="17"/>
+      <w:bookmarkEnd w:id="19"/>
     </w:p>
     <w:p>
       <w:pPr>
@@ -4567,7 +4076,7 @@
           <w:lang w:val="en-US"/>
         </w:rPr>
       </w:pPr>
-      <w:bookmarkStart w:id="18" w:name="_Toc30859"/>
+      <w:bookmarkStart w:id="20" w:name="_Toc25935"/>
       <w:r>
         <w:rPr>
           <w:rFonts w:hint="eastAsia"/>
@@ -4575,7 +4084,7 @@
         </w:rPr>
         <w:t>服务知识</w:t>
       </w:r>
-      <w:bookmarkEnd w:id="18"/>
+      <w:bookmarkEnd w:id="20"/>
     </w:p>
     <w:p>
       <w:pPr>
@@ -4776,11 +4285,11 @@
         <w:pStyle w:val="28"/>
         <w:bidi w:val="0"/>
       </w:pPr>
-      <w:bookmarkStart w:id="19" w:name="_Toc9490"/>
+      <w:bookmarkStart w:id="21" w:name="_Toc20359"/>
       <w:r>
         <w:t>质量部</w:t>
       </w:r>
-      <w:bookmarkEnd w:id="19"/>
+      <w:bookmarkEnd w:id="21"/>
     </w:p>
     <w:p>
       <w:pPr>
@@ -5005,11 +4514,11 @@
         <w:pStyle w:val="28"/>
         <w:bidi w:val="0"/>
       </w:pPr>
-      <w:bookmarkStart w:id="20" w:name="_Toc17961"/>
+      <w:bookmarkStart w:id="22" w:name="_Toc24505"/>
       <w:r>
         <w:t>研发部</w:t>
       </w:r>
-      <w:bookmarkEnd w:id="20"/>
+      <w:bookmarkEnd w:id="22"/>
     </w:p>
     <w:p>
       <w:pPr>
@@ -5308,11 +4817,11 @@
         <w:pStyle w:val="28"/>
         <w:bidi w:val="0"/>
       </w:pPr>
-      <w:bookmarkStart w:id="21" w:name="_Toc3918"/>
+      <w:bookmarkStart w:id="23" w:name="_Toc30279"/>
       <w:r>
         <w:t>应急管理小组</w:t>
       </w:r>
-      <w:bookmarkEnd w:id="21"/>
+      <w:bookmarkEnd w:id="23"/>
     </w:p>
     <w:p>
       <w:pPr>
@@ -5419,7 +4928,6 @@
           <w:szCs w:val="24"/>
         </w:rPr>
       </w:pPr>
-      <w:bookmarkStart w:id="22" w:name="_GoBack"/>
       <w:r>
         <w:rPr>
           <w:rFonts w:ascii="宋体" w:hAnsi="宋体" w:eastAsia="宋体" w:cs="宋体"/>
@@ -5584,7 +5092,6 @@
         <w:t>及时向客户发布信息，消除客户恐慌情绪，增强客户安全意识。</w:t>
       </w:r>
     </w:p>
-    <w:bookmarkEnd w:id="22"/>
     <w:sectPr>
       <w:footerReference r:id="rId7" w:type="default"/>
       <w:pgSz w:w="11912" w:h="16841"/>
@@ -5634,7 +5141,7 @@
     </w:pPr>
     <w:r>
       <w:pict>
-        <v:shape id="_x0000_s2049" o:spid="_x0000_s2049" style="position:absolute;left:0pt;margin-left:88.4pt;margin-top:756.3pt;height:0.5pt;width:417pt;mso-position-horizontal-relative:page;mso-position-vertical-relative:page;z-index:251659264;mso-width-relative:page;mso-height-relative:page;" filled="f" stroked="t" coordsize="8340,10" o:allowincell="f" path="m0,5l8340,5e">
+        <v:shape id="_x0000_s4097" o:spid="_x0000_s4097" style="position:absolute;left:0pt;margin-left:88.4pt;margin-top:756.3pt;height:0.5pt;width:417pt;mso-position-horizontal-relative:page;mso-position-vertical-relative:page;z-index:251659264;mso-width-relative:page;mso-height-relative:page;" filled="f" stroked="t" coordsize="8340,10" o:allowincell="f" path="m0,5l8340,5e">
           <v:fill on="f" focussize="0,0"/>
           <v:stroke/>
           <v:imagedata o:title=""/>
@@ -5668,7 +5175,7 @@
     </w:pPr>
     <w:r>
       <w:pict>
-        <v:shape id="_x0000_s2050" o:spid="_x0000_s2050" style="position:absolute;left:0pt;margin-left:88.4pt;margin-top:756.3pt;height:0.5pt;width:417pt;mso-position-horizontal-relative:page;mso-position-vertical-relative:page;z-index:251660288;mso-width-relative:page;mso-height-relative:page;" filled="f" stroked="t" coordsize="8340,10" o:allowincell="f" path="m0,5l8340,5e">
+        <v:shape id="_x0000_s4098" o:spid="_x0000_s4098" style="position:absolute;left:0pt;margin-left:88.4pt;margin-top:756.3pt;height:0.5pt;width:417pt;mso-position-horizontal-relative:page;mso-position-vertical-relative:page;z-index:251660288;mso-width-relative:page;mso-height-relative:page;" filled="f" stroked="t" coordsize="8340,10" o:allowincell="f" path="m0,5l8340,5e">
           <v:fill on="f" focussize="0,0"/>
           <v:stroke/>
           <v:imagedata o:title=""/>
@@ -5702,7 +5209,7 @@
     </w:pPr>
     <w:r>
       <w:pict>
-        <v:shape id="_x0000_s2051" o:spid="_x0000_s2051" style="position:absolute;left:0pt;margin-left:88.4pt;margin-top:756.3pt;height:0.5pt;width:417pt;mso-position-horizontal-relative:page;mso-position-vertical-relative:page;z-index:251661312;mso-width-relative:page;mso-height-relative:page;" filled="f" stroked="t" coordsize="8340,10" o:allowincell="f" path="m0,5l8340,5e">
+        <v:shape id="_x0000_s4099" o:spid="_x0000_s4099" style="position:absolute;left:0pt;margin-left:88.4pt;margin-top:756.3pt;height:0.5pt;width:417pt;mso-position-horizontal-relative:page;mso-position-vertical-relative:page;z-index:251661312;mso-width-relative:page;mso-height-relative:page;" filled="f" stroked="t" coordsize="8340,10" o:allowincell="f" path="m0,5l8340,5e">
           <v:fill on="f" focussize="0,0"/>
           <v:stroke/>
           <v:imagedata o:title=""/>
@@ -7324,9 +6831,9 @@
     <customSectPr/>
   </customSectProps>
   <customShpExts>
-    <customShpInfo spid="_x0000_s2049"/>
-    <customShpInfo spid="_x0000_s2050"/>
-    <customShpInfo spid="_x0000_s2051"/>
+    <customShpInfo spid="_x0000_s4097"/>
+    <customShpInfo spid="_x0000_s4098"/>
+    <customShpInfo spid="_x0000_s4099"/>
   </customShpExts>
 </s:customData>
 </file>
